--- a/Диплом/ПЗ/Бородина.А.В_ПЗ.docx
+++ b/Диплом/ПЗ/Бородина.А.В_ПЗ.docx
@@ -452,6 +452,7 @@
                 <w:color w:val="000000"/>
                 <w:sz w:val="28"/>
                 <w:szCs w:val="28"/>
+                <w:lang w:val="ru-RU"/>
               </w:rPr>
             </w:pPr>
             <w:r>
@@ -460,8 +461,9 @@
                 <w:color w:val="000000"/>
                 <w:sz w:val="28"/>
                 <w:szCs w:val="28"/>
+                <w:lang w:val="ru-RU"/>
               </w:rPr>
-              <w:t xml:space="preserve">к.т.н., </w:t>
+              <w:t xml:space="preserve">Лаборант </w:t>
             </w:r>
             <w:proofErr w:type="spellStart"/>
             <w:r>
@@ -470,8 +472,9 @@
                 <w:color w:val="000000"/>
                 <w:sz w:val="28"/>
                 <w:szCs w:val="28"/>
+                <w:lang w:val="ru-RU"/>
               </w:rPr>
-              <w:t>с.н.с</w:t>
+              <w:t>МЛабИК</w:t>
             </w:r>
             <w:proofErr w:type="spellEnd"/>
             <w:r>
@@ -480,8 +483,9 @@
                 <w:color w:val="000000"/>
                 <w:sz w:val="28"/>
                 <w:szCs w:val="28"/>
+                <w:lang w:val="ru-RU"/>
               </w:rPr>
-              <w:t>. ИСИ СО РАН</w:t>
+              <w:t xml:space="preserve"> СУНЦ НГУ</w:t>
             </w:r>
           </w:p>
           <w:p>
@@ -538,8 +542,56 @@
                 <w:color w:val="000000"/>
                 <w:sz w:val="28"/>
                 <w:szCs w:val="28"/>
+                <w:lang w:val="ru-RU"/>
               </w:rPr>
-              <w:t>Фамилия Ф.Ф.</w:t>
+              <w:t>Цимбалист</w:t>
+            </w:r>
+            <w:r>
+              <w:rPr>
+                <w:rFonts w:ascii="Times New Roman" w:eastAsia="Times New Roman" w:hAnsi="Times New Roman" w:cs="Times New Roman"/>
+                <w:color w:val="000000"/>
+                <w:sz w:val="28"/>
+                <w:szCs w:val="28"/>
+              </w:rPr>
+              <w:t xml:space="preserve"> </w:t>
+            </w:r>
+            <w:r>
+              <w:rPr>
+                <w:rFonts w:ascii="Times New Roman" w:eastAsia="Times New Roman" w:hAnsi="Times New Roman" w:cs="Times New Roman"/>
+                <w:color w:val="000000"/>
+                <w:sz w:val="28"/>
+                <w:szCs w:val="28"/>
+                <w:lang w:val="ru-RU"/>
+              </w:rPr>
+              <w:t>Г</w:t>
+            </w:r>
+            <w:r>
+              <w:rPr>
+                <w:rFonts w:ascii="Times New Roman" w:eastAsia="Times New Roman" w:hAnsi="Times New Roman" w:cs="Times New Roman"/>
+                <w:color w:val="000000"/>
+                <w:sz w:val="28"/>
+                <w:szCs w:val="28"/>
+              </w:rPr>
+              <w:t>.</w:t>
+            </w:r>
+            <w:r>
+              <w:rPr>
+                <w:rFonts w:ascii="Times New Roman" w:eastAsia="Times New Roman" w:hAnsi="Times New Roman" w:cs="Times New Roman"/>
+                <w:color w:val="000000"/>
+                <w:sz w:val="28"/>
+                <w:szCs w:val="28"/>
+                <w:lang w:val="ru-RU"/>
+              </w:rPr>
+              <w:t>Н</w:t>
+            </w:r>
+            <w:r>
+              <w:rPr>
+                <w:rFonts w:ascii="Times New Roman" w:eastAsia="Times New Roman" w:hAnsi="Times New Roman" w:cs="Times New Roman"/>
+                <w:color w:val="000000"/>
+                <w:sz w:val="28"/>
+                <w:szCs w:val="28"/>
+              </w:rPr>
+              <w:t>.</w:t>
             </w:r>
           </w:p>
           <w:p>
@@ -591,7 +643,26 @@
                 <w:sz w:val="28"/>
                 <w:szCs w:val="28"/>
               </w:rPr>
-              <w:t>__________2025 г.</w:t>
+              <w:t>__________202</w:t>
+            </w:r>
+            <w:r>
+              <w:rPr>
+                <w:rFonts w:ascii="Times New Roman" w:eastAsia="Times New Roman" w:hAnsi="Times New Roman" w:cs="Times New Roman"/>
+                <w:color w:val="000000"/>
+                <w:sz w:val="28"/>
+                <w:szCs w:val="28"/>
+                <w:lang w:val="ru-RU"/>
+              </w:rPr>
+              <w:t>6</w:t>
+            </w:r>
+            <w:r>
+              <w:rPr>
+                <w:rFonts w:ascii="Times New Roman" w:eastAsia="Times New Roman" w:hAnsi="Times New Roman" w:cs="Times New Roman"/>
+                <w:color w:val="000000"/>
+                <w:sz w:val="28"/>
+                <w:szCs w:val="28"/>
+              </w:rPr>
+              <w:t xml:space="preserve"> г.</w:t>
             </w:r>
           </w:p>
         </w:tc>
@@ -652,6 +723,7 @@
                 <w:color w:val="000000"/>
                 <w:sz w:val="28"/>
                 <w:szCs w:val="28"/>
+                <w:lang w:val="ru-RU"/>
               </w:rPr>
             </w:pPr>
             <w:r>
@@ -661,7 +733,36 @@
                 <w:sz w:val="28"/>
                 <w:szCs w:val="28"/>
               </w:rPr>
-              <w:t>гр. 603 б</w:t>
+              <w:t xml:space="preserve">гр. </w:t>
+            </w:r>
+            <w:r>
+              <w:rPr>
+                <w:rFonts w:ascii="Times New Roman" w:eastAsia="Times New Roman" w:hAnsi="Times New Roman" w:cs="Times New Roman"/>
+                <w:color w:val="000000"/>
+                <w:sz w:val="28"/>
+                <w:szCs w:val="28"/>
+                <w:lang w:val="ru-RU"/>
+              </w:rPr>
+              <w:t>2207</w:t>
+            </w:r>
+            <w:r>
+              <w:rPr>
+                <w:rFonts w:ascii="Times New Roman" w:eastAsia="Times New Roman" w:hAnsi="Times New Roman" w:cs="Times New Roman"/>
+                <w:color w:val="000000"/>
+                <w:sz w:val="28"/>
+                <w:szCs w:val="28"/>
+              </w:rPr>
+              <w:t xml:space="preserve"> </w:t>
+            </w:r>
+            <w:r>
+              <w:rPr>
+                <w:rFonts w:ascii="Times New Roman" w:eastAsia="Times New Roman" w:hAnsi="Times New Roman" w:cs="Times New Roman"/>
+                <w:color w:val="000000"/>
+                <w:sz w:val="28"/>
+                <w:szCs w:val="28"/>
+                <w:lang w:val="ru-RU"/>
+              </w:rPr>
+              <w:t>д2</w:t>
             </w:r>
           </w:p>
         </w:tc>
@@ -696,8 +797,56 @@
                 <w:color w:val="000000"/>
                 <w:sz w:val="28"/>
                 <w:szCs w:val="28"/>
+                <w:lang w:val="ru-RU"/>
               </w:rPr>
-              <w:t>Фамилия Ф.Ф.</w:t>
+              <w:t>Бородина</w:t>
+            </w:r>
+            <w:r>
+              <w:rPr>
+                <w:rFonts w:ascii="Times New Roman" w:eastAsia="Times New Roman" w:hAnsi="Times New Roman" w:cs="Times New Roman"/>
+                <w:color w:val="000000"/>
+                <w:sz w:val="28"/>
+                <w:szCs w:val="28"/>
+              </w:rPr>
+              <w:t xml:space="preserve"> </w:t>
+            </w:r>
+            <w:r>
+              <w:rPr>
+                <w:rFonts w:ascii="Times New Roman" w:eastAsia="Times New Roman" w:hAnsi="Times New Roman" w:cs="Times New Roman"/>
+                <w:color w:val="000000"/>
+                <w:sz w:val="28"/>
+                <w:szCs w:val="28"/>
+                <w:lang w:val="ru-RU"/>
+              </w:rPr>
+              <w:t>А</w:t>
+            </w:r>
+            <w:r>
+              <w:rPr>
+                <w:rFonts w:ascii="Times New Roman" w:eastAsia="Times New Roman" w:hAnsi="Times New Roman" w:cs="Times New Roman"/>
+                <w:color w:val="000000"/>
+                <w:sz w:val="28"/>
+                <w:szCs w:val="28"/>
+              </w:rPr>
+              <w:t>.</w:t>
+            </w:r>
+            <w:r>
+              <w:rPr>
+                <w:rFonts w:ascii="Times New Roman" w:eastAsia="Times New Roman" w:hAnsi="Times New Roman" w:cs="Times New Roman"/>
+                <w:color w:val="000000"/>
+                <w:sz w:val="28"/>
+                <w:szCs w:val="28"/>
+                <w:lang w:val="ru-RU"/>
+              </w:rPr>
+              <w:t>В</w:t>
+            </w:r>
+            <w:r>
+              <w:rPr>
+                <w:rFonts w:ascii="Times New Roman" w:eastAsia="Times New Roman" w:hAnsi="Times New Roman" w:cs="Times New Roman"/>
+                <w:color w:val="000000"/>
+                <w:sz w:val="28"/>
+                <w:szCs w:val="28"/>
+              </w:rPr>
+              <w:t>.</w:t>
             </w:r>
           </w:p>
           <w:p>
@@ -748,7 +897,26 @@
                 <w:sz w:val="28"/>
                 <w:szCs w:val="28"/>
               </w:rPr>
-              <w:t>_________2025 г.</w:t>
+              <w:t>_________202</w:t>
+            </w:r>
+            <w:r>
+              <w:rPr>
+                <w:rFonts w:ascii="Times New Roman" w:eastAsia="Times New Roman" w:hAnsi="Times New Roman" w:cs="Times New Roman"/>
+                <w:color w:val="000000"/>
+                <w:sz w:val="28"/>
+                <w:szCs w:val="28"/>
+                <w:lang w:val="ru-RU"/>
+              </w:rPr>
+              <w:t>6</w:t>
+            </w:r>
+            <w:r>
+              <w:rPr>
+                <w:rFonts w:ascii="Times New Roman" w:eastAsia="Times New Roman" w:hAnsi="Times New Roman" w:cs="Times New Roman"/>
+                <w:color w:val="000000"/>
+                <w:sz w:val="28"/>
+                <w:szCs w:val="28"/>
+              </w:rPr>
+              <w:t xml:space="preserve"> г.</w:t>
             </w:r>
           </w:p>
         </w:tc>
@@ -850,6 +1018,7 @@
           <w:color w:val="000000"/>
           <w:sz w:val="28"/>
           <w:szCs w:val="28"/>
+          <w:lang w:val="ru-RU"/>
         </w:rPr>
         <w:sectPr>
           <w:footerReference w:type="default" r:id="rId7"/>
@@ -867,7 +1036,17 @@
           <w:sz w:val="28"/>
           <w:szCs w:val="28"/>
         </w:rPr>
-        <w:t>2025</w:t>
+        <w:t>202</w:t>
+      </w:r>
+      <w:r>
+        <w:rPr>
+          <w:rFonts w:ascii="Times New Roman" w:eastAsia="Times New Roman" w:hAnsi="Times New Roman" w:cs="Times New Roman"/>
+          <w:color w:val="000000"/>
+          <w:sz w:val="28"/>
+          <w:szCs w:val="28"/>
+          <w:lang w:val="ru-RU"/>
+        </w:rPr>
+        <w:t>6</w:t>
       </w:r>
     </w:p>
     <w:p>
@@ -4158,7 +4337,7 @@
           <w:sz w:val="24"/>
           <w:szCs w:val="24"/>
         </w:rPr>
-        <w:t>C# (C-Sharp) — объектно-ориентированный язык программирования, применяемый</w:t>
+        <w:t>C# (C-Sharp) — объектно-ориентированный язык программирования</w:t>
       </w:r>
       <w:r>
         <w:rPr>
@@ -4168,16 +4347,35 @@
           <w:szCs w:val="24"/>
           <w:lang w:val="ru-RU"/>
         </w:rPr>
-        <w:t xml:space="preserve">. </w:t>
-      </w:r>
-      <w:r>
-        <w:rPr>
-          <w:rFonts w:ascii="Times New Roman" w:eastAsia="Times New Roman" w:hAnsi="Times New Roman" w:cs="Times New Roman"/>
-          <w:color w:val="000000"/>
-          <w:sz w:val="24"/>
-          <w:szCs w:val="24"/>
-        </w:rPr>
-        <w:t>Entity Framework (EF) — объектно-реляционный ORM-фреймворк для платформы</w:t>
+        <w:t>.</w:t>
+      </w:r>
+    </w:p>
+    <w:p>
+      <w:pPr>
+        <w:pBdr>
+          <w:top w:val="nil"/>
+          <w:left w:val="nil"/>
+          <w:bottom w:val="nil"/>
+          <w:right w:val="nil"/>
+          <w:between w:val="nil"/>
+        </w:pBdr>
+        <w:spacing w:line="360" w:lineRule="auto"/>
+        <w:rPr>
+          <w:rFonts w:ascii="Times New Roman" w:eastAsia="Times New Roman" w:hAnsi="Times New Roman" w:cs="Times New Roman"/>
+          <w:color w:val="000000"/>
+          <w:sz w:val="24"/>
+          <w:szCs w:val="24"/>
+          <w:lang w:val="ru-RU"/>
+        </w:rPr>
+      </w:pPr>
+      <w:r>
+        <w:rPr>
+          <w:rFonts w:ascii="Times New Roman" w:eastAsia="Times New Roman" w:hAnsi="Times New Roman" w:cs="Times New Roman"/>
+          <w:color w:val="000000"/>
+          <w:sz w:val="24"/>
+          <w:szCs w:val="24"/>
+        </w:rPr>
+        <w:t>Framework (EF) — объектно-реляционный фреймворк для платформы</w:t>
       </w:r>
       <w:r>
         <w:rPr>
@@ -4456,7 +4654,16 @@
           <w:szCs w:val="24"/>
           <w:lang w:val="ru-RU"/>
         </w:rPr>
-        <w:t>втоматизировал процесс клонирования через веб-интерфейс;</w:t>
+        <w:t>втоматизировал процесс клонирования через веб-интерфейс</w:t>
+      </w:r>
+      <w:r>
+        <w:rPr>
+          <w:rFonts w:ascii="Times New Roman" w:eastAsia="Times New Roman" w:hAnsi="Times New Roman" w:cs="Times New Roman"/>
+          <w:sz w:val="24"/>
+          <w:szCs w:val="24"/>
+          <w:lang w:val="ru-RU"/>
+        </w:rPr>
+        <w:t>.</w:t>
       </w:r>
     </w:p>
     <w:p>
@@ -4498,7 +4705,16 @@
           <w:szCs w:val="24"/>
           <w:lang w:val="ru-RU"/>
         </w:rPr>
-        <w:t>спользовал технологию VHD-образов на основе Hyper-V для быстрого развёртывания;</w:t>
+        <w:t>спользовал технологию VHD-образов на основе Hyper-V для быстрого развёртывания</w:t>
+      </w:r>
+      <w:r>
+        <w:rPr>
+          <w:rFonts w:ascii="Times New Roman" w:eastAsia="Times New Roman" w:hAnsi="Times New Roman" w:cs="Times New Roman"/>
+          <w:sz w:val="24"/>
+          <w:szCs w:val="24"/>
+          <w:lang w:val="ru-RU"/>
+        </w:rPr>
+        <w:t>.</w:t>
       </w:r>
     </w:p>
     <w:p>
@@ -4682,7 +4898,25 @@
           <w:szCs w:val="24"/>
           <w:lang w:val="ru-RU"/>
         </w:rPr>
-        <w:t>Разработать архитектуру программного средства, включающую веб-клиент, серверную часть и агент на SQL-серверах.</w:t>
+        <w:t>Разработать архитектуру программного средства, включающую веб-клиент, серверную часть и агент</w:t>
+      </w:r>
+      <w:r>
+        <w:rPr>
+          <w:rFonts w:ascii="Times New Roman" w:eastAsia="Times New Roman" w:hAnsi="Times New Roman" w:cs="Times New Roman"/>
+          <w:sz w:val="24"/>
+          <w:szCs w:val="24"/>
+          <w:lang w:val="ru-RU"/>
+        </w:rPr>
+        <w:t>а</w:t>
+      </w:r>
+      <w:r>
+        <w:rPr>
+          <w:rFonts w:ascii="Times New Roman" w:eastAsia="Times New Roman" w:hAnsi="Times New Roman" w:cs="Times New Roman"/>
+          <w:sz w:val="24"/>
+          <w:szCs w:val="24"/>
+          <w:lang w:val="ru-RU"/>
+        </w:rPr>
+        <w:t xml:space="preserve"> на SQL-серверах.</w:t>
       </w:r>
     </w:p>
     <w:p>
@@ -4715,7 +4949,7 @@
           <w:szCs w:val="24"/>
           <w:lang w:val="ru-RU"/>
         </w:rPr>
-        <w:t>Реализовать функционал создания VHD-образов из резервных копий и развёртывания клонов на их основе.</w:t>
+        <w:t>Реализовать функционал создания VHD-образов и развёртывания клонов на их основе.</w:t>
       </w:r>
     </w:p>
     <w:p>
@@ -4781,16 +5015,7 @@
           <w:szCs w:val="24"/>
           <w:lang w:val="ru-RU"/>
         </w:rPr>
-        <w:t>Провести тестирование и отладку ПО в условиях, приближенных к реальной эксплуатации</w:t>
-      </w:r>
-      <w:r>
-        <w:rPr>
-          <w:rFonts w:ascii="Times New Roman" w:eastAsia="Times New Roman" w:hAnsi="Times New Roman" w:cs="Times New Roman"/>
-          <w:sz w:val="24"/>
-          <w:szCs w:val="24"/>
-          <w:lang w:val="ru-RU"/>
-        </w:rPr>
-        <w:t>.</w:t>
+        <w:t>Провести тестирование и отладку ПО в условиях, приближенных к реальной эксплуатации.</w:t>
       </w:r>
     </w:p>
     <w:p>
@@ -4985,17 +5210,7 @@
           <w:szCs w:val="24"/>
           <w:lang w:val="ru-RU"/>
         </w:rPr>
-        <w:t xml:space="preserve">за счёт автоматизации процессов клонирования баз данных, сократит временные затраты разработчиков и администраторов, минимизирует риски ошибок при ручном управлении копиями и обеспечит централизованный контроль над использованием дисковых ресурсов. Основной фокус направлен на ускорение подготовки изолированных тестовых сред, упрощение взаимодействия </w:t>
-      </w:r>
-      <w:r>
-        <w:rPr>
-          <w:rFonts w:ascii="Times New Roman" w:eastAsia="Times New Roman" w:hAnsi="Times New Roman" w:cs="Times New Roman"/>
-          <w:color w:val="000000"/>
-          <w:sz w:val="24"/>
-          <w:szCs w:val="24"/>
-          <w:lang w:val="ru-RU"/>
-        </w:rPr>
-        <w:t>между разработчик</w:t>
+        <w:t>за счёт автоматизации процессов клонирования баз данных, сократит временные затраты разработчиков и администраторов, минимизирует риски ошибок при ручном управлении копиями и обеспечит централизованный контроль над использованием дисковых ресурсов. Основной фокус направлен на ускорение подготовки изолированных тестовых сред, упрощение взаимодействия между разработчик</w:t>
       </w:r>
       <w:r>
         <w:rPr>
@@ -5706,6 +5921,7 @@
           <w:color w:val="000000"/>
           <w:sz w:val="28"/>
           <w:szCs w:val="28"/>
+          <w:lang w:val="ru-RU"/>
         </w:rPr>
       </w:pPr>
       <w:r>
@@ -5808,7 +6024,17 @@
           <w:szCs w:val="24"/>
           <w:lang w:val="ru-RU"/>
         </w:rPr>
-        <w:t>: Серверная часть приложения, отвечающая за маршрутизацию запросов от веб-клиента, пересылку команд к соответствующему агенту и передачу результатов операций обратно. Реализуется на ASP.NET Core в рамках платформы .NET 6</w:t>
+        <w:t xml:space="preserve">: Серверная часть приложения, отвечающая за маршрутизацию запросов от веб-клиента, пересылку команд к соответствующему агенту и передачу результатов операций обратно. Реализуется на ASP.NET Core в рамках платформы .NET </w:t>
+      </w:r>
+      <w:r>
+        <w:rPr>
+          <w:rFonts w:ascii="Times New Roman" w:eastAsia="Times New Roman" w:hAnsi="Times New Roman" w:cs="Times New Roman"/>
+          <w:color w:val="000000"/>
+          <w:sz w:val="24"/>
+          <w:szCs w:val="24"/>
+          <w:lang w:val="ru-RU"/>
+        </w:rPr>
+        <w:t>6</w:t>
       </w:r>
       <w:r>
         <w:rPr>
@@ -5901,7 +6127,6 @@
         <w:lastRenderedPageBreak/>
         <w:t xml:space="preserve">Хостинг: </w:t>
       </w:r>
-      <w:proofErr w:type="spellStart"/>
       <w:r>
         <w:rPr>
           <w:rFonts w:ascii="Times New Roman" w:eastAsia="Times New Roman" w:hAnsi="Times New Roman" w:cs="Times New Roman"/>
@@ -5910,9 +6135,8 @@
           <w:szCs w:val="24"/>
           <w:lang w:val="ru-RU"/>
         </w:rPr>
-        <w:t>развертывание</w:t>
-      </w:r>
-      <w:proofErr w:type="spellEnd"/>
+        <w:t>развёртывание</w:t>
+      </w:r>
       <w:r>
         <w:rPr>
           <w:rFonts w:ascii="Times New Roman" w:eastAsia="Times New Roman" w:hAnsi="Times New Roman" w:cs="Times New Roman"/>
@@ -6011,19 +6235,7 @@
           <w:szCs w:val="24"/>
           <w:lang w:val="ru-RU"/>
         </w:rPr>
-        <w:t>Сервер (для размещения бэкенда и веб-клиента)</w:t>
-      </w:r>
-      <w:r>
-        <w:rPr>
-          <w:rFonts w:ascii="Times New Roman" w:eastAsia="Times New Roman" w:hAnsi="Times New Roman" w:cs="Times New Roman"/>
-          <w:b/>
-          <w:bCs/>
-          <w:color w:val="000000"/>
-          <w:sz w:val="24"/>
-          <w:szCs w:val="24"/>
-          <w:lang w:val="ru-RU"/>
-        </w:rPr>
-        <w:t xml:space="preserve"> </w:t>
+        <w:t xml:space="preserve">Сервер (для размещения бэкенда и веб-клиента) </w:t>
       </w:r>
       <w:r>
         <w:rPr>
@@ -6489,16 +6701,7 @@
           <w:szCs w:val="24"/>
           <w:lang w:val="ru-RU"/>
         </w:rPr>
-        <w:t>Дизайн веб-приложения должен быть лаконичным, функциональным и ориентированным на задачи, без избыточной графики. Интерфейс реализуется как веб-приложение, доступное через браузер, и не требует адаптации под мобильные устройства, так как основное использование предполагается с</w:t>
-      </w:r>
-      <w:r>
-        <w:rPr>
-          <w:rFonts w:ascii="Times New Roman" w:eastAsia="Times New Roman" w:hAnsi="Times New Roman" w:cs="Times New Roman"/>
-          <w:sz w:val="24"/>
-          <w:szCs w:val="24"/>
-          <w:lang w:val="ru-RU"/>
-        </w:rPr>
-        <w:t>о стационарных устройств</w:t>
+        <w:t>Дизайн веб-приложения должен быть лаконичным, функциональным и ориентированным на задачи, без избыточной графики. Интерфейс реализуется как веб-приложение, доступное через браузер, и не требует адаптации под мобильные устройства, так как основное использование предполагается со стационарных устройств</w:t>
       </w:r>
       <w:r>
         <w:rPr>
@@ -6568,7 +6771,25 @@
           <w:szCs w:val="24"/>
           <w:lang w:val="ru-RU"/>
         </w:rPr>
-        <w:t>Стиль интерфейса — чистый, профессиональный, с акцентом на оперативность выполнения задач.</w:t>
+        <w:t xml:space="preserve">Стиль интерфейса — </w:t>
+      </w:r>
+      <w:r>
+        <w:rPr>
+          <w:rFonts w:ascii="Times New Roman" w:eastAsia="Times New Roman" w:hAnsi="Times New Roman" w:cs="Times New Roman"/>
+          <w:sz w:val="24"/>
+          <w:szCs w:val="24"/>
+          <w:lang w:val="ru-RU"/>
+        </w:rPr>
+        <w:t>минималистичный. С акцентом на элементы управления(кнопки)</w:t>
+      </w:r>
+      <w:r>
+        <w:rPr>
+          <w:rFonts w:ascii="Times New Roman" w:eastAsia="Times New Roman" w:hAnsi="Times New Roman" w:cs="Times New Roman"/>
+          <w:sz w:val="24"/>
+          <w:szCs w:val="24"/>
+          <w:lang w:val="ru-RU"/>
+        </w:rPr>
+        <w:t>.</w:t>
       </w:r>
     </w:p>
     <w:p>
@@ -6734,8 +6955,6 @@
       <w:r>
         <w:rPr>
           <w:rFonts w:ascii="Times New Roman" w:eastAsia="Times New Roman" w:hAnsi="Times New Roman" w:cs="Times New Roman"/>
-          <w:i/>
-          <w:iCs/>
           <w:sz w:val="24"/>
           <w:szCs w:val="24"/>
           <w:lang w:val="ru-RU"/>
@@ -6746,8 +6965,6 @@
       <w:r>
         <w:rPr>
           <w:rFonts w:ascii="Times New Roman" w:eastAsia="Times New Roman" w:hAnsi="Times New Roman" w:cs="Times New Roman"/>
-          <w:i/>
-          <w:iCs/>
           <w:sz w:val="24"/>
           <w:szCs w:val="24"/>
           <w:lang w:val="en-US"/>
@@ -7057,67 +7274,7 @@
           <w:szCs w:val="24"/>
           <w:lang w:val="ru-RU"/>
         </w:rPr>
-        <w:t xml:space="preserve">Содержит пункты: </w:t>
-      </w:r>
-      <w:r>
-        <w:rPr>
-          <w:rFonts w:ascii="Times New Roman" w:eastAsia="Times New Roman" w:hAnsi="Times New Roman" w:cs="Times New Roman"/>
-          <w:i/>
-          <w:iCs/>
-          <w:sz w:val="24"/>
-          <w:szCs w:val="24"/>
-          <w:lang w:val="ru-RU"/>
-        </w:rPr>
-        <w:t>Управление образами</w:t>
-      </w:r>
-      <w:r>
-        <w:rPr>
-          <w:rFonts w:ascii="Times New Roman" w:eastAsia="Times New Roman" w:hAnsi="Times New Roman" w:cs="Times New Roman"/>
-          <w:sz w:val="24"/>
-          <w:szCs w:val="24"/>
-          <w:lang w:val="ru-RU"/>
-        </w:rPr>
-        <w:t xml:space="preserve">, </w:t>
-      </w:r>
-      <w:r>
-        <w:rPr>
-          <w:rFonts w:ascii="Times New Roman" w:eastAsia="Times New Roman" w:hAnsi="Times New Roman" w:cs="Times New Roman"/>
-          <w:i/>
-          <w:iCs/>
-          <w:sz w:val="24"/>
-          <w:szCs w:val="24"/>
-          <w:lang w:val="ru-RU"/>
-        </w:rPr>
-        <w:t>Управление клонами</w:t>
-      </w:r>
-      <w:r>
-        <w:rPr>
-          <w:rFonts w:ascii="Times New Roman" w:eastAsia="Times New Roman" w:hAnsi="Times New Roman" w:cs="Times New Roman"/>
-          <w:sz w:val="24"/>
-          <w:szCs w:val="24"/>
-          <w:lang w:val="ru-RU"/>
-        </w:rPr>
-        <w:t xml:space="preserve">, </w:t>
-      </w:r>
-      <w:r>
-        <w:rPr>
-          <w:rFonts w:ascii="Times New Roman" w:eastAsia="Times New Roman" w:hAnsi="Times New Roman" w:cs="Times New Roman"/>
-          <w:i/>
-          <w:iCs/>
-          <w:sz w:val="24"/>
-          <w:szCs w:val="24"/>
-          <w:lang w:val="ru-RU"/>
-        </w:rPr>
-        <w:t>Мониторинг</w:t>
-      </w:r>
-      <w:r>
-        <w:rPr>
-          <w:rFonts w:ascii="Times New Roman" w:eastAsia="Times New Roman" w:hAnsi="Times New Roman" w:cs="Times New Roman"/>
-          <w:sz w:val="24"/>
-          <w:szCs w:val="24"/>
-          <w:lang w:val="ru-RU"/>
-        </w:rPr>
-        <w:t>.</w:t>
+        <w:t>Содержит пункты: Управление образами, Управление клонами, Мониторинг.</w:t>
       </w:r>
     </w:p>
     <w:p>
@@ -7559,7 +7716,7 @@
           <w:szCs w:val="24"/>
           <w:lang w:val="ru-RU"/>
         </w:rPr>
-        <w:t>«Путь» — абсолютный путь к директории (например, D:\MySQLClone\), проверяется на существование и доступность записи.</w:t>
+        <w:t>«Путь» — абсолютный путь к директории (например, D:\MySQLClone\).</w:t>
       </w:r>
     </w:p>
     <w:p>
@@ -7591,7 +7748,16 @@
           <w:szCs w:val="24"/>
           <w:lang w:val="ru-RU"/>
         </w:rPr>
-        <w:t>Путь к .bak-файлу (при создании из бэкапа) — полный путь к файлу с расширением .bak, проверяется на существование.</w:t>
+        <w:t>Путь к .bak-файлу (при создании из бэкапа) — полный путь к файлу с расширением .bak</w:t>
+      </w:r>
+      <w:r>
+        <w:rPr>
+          <w:rFonts w:ascii="Times New Roman" w:eastAsia="Times New Roman" w:hAnsi="Times New Roman" w:cs="Times New Roman"/>
+          <w:sz w:val="24"/>
+          <w:szCs w:val="24"/>
+          <w:lang w:val="ru-RU"/>
+        </w:rPr>
+        <w:t>.</w:t>
       </w:r>
     </w:p>
     <w:p>
@@ -7813,27 +7979,7 @@
           <w:szCs w:val="24"/>
           <w:lang w:val="ru-RU"/>
         </w:rPr>
-        <w:t xml:space="preserve">После авторизации пользователь сразу попадает на страницу </w:t>
-      </w:r>
-      <w:r>
-        <w:rPr>
-          <w:rFonts w:ascii="Times New Roman" w:eastAsia="Times New Roman" w:hAnsi="Times New Roman" w:cs="Times New Roman"/>
-          <w:i/>
-          <w:iCs/>
-          <w:sz w:val="24"/>
-          <w:szCs w:val="24"/>
-          <w:lang w:val="ru-RU"/>
-        </w:rPr>
-        <w:t>«Управление образами»</w:t>
-      </w:r>
-      <w:r>
-        <w:rPr>
-          <w:rFonts w:ascii="Times New Roman" w:eastAsia="Times New Roman" w:hAnsi="Times New Roman" w:cs="Times New Roman"/>
-          <w:sz w:val="24"/>
-          <w:szCs w:val="24"/>
-          <w:lang w:val="ru-RU"/>
-        </w:rPr>
-        <w:t xml:space="preserve"> — это главная рабочая область.</w:t>
+        <w:t>После авторизации пользователь сразу попадает на страницу «Управление образами» — это главная рабочая область.</w:t>
       </w:r>
       <w:r>
         <w:rPr>
@@ -7905,7 +8051,25 @@
           <w:szCs w:val="24"/>
           <w:lang w:val="ru-RU"/>
         </w:rPr>
-        <w:t>В таблице представлен план с указанием дат выполнения ВКР.</w:t>
+        <w:t xml:space="preserve">В таблице представлен план с указанием дат </w:t>
+      </w:r>
+      <w:r>
+        <w:rPr>
+          <w:rFonts w:ascii="Times New Roman" w:eastAsia="Times New Roman" w:hAnsi="Times New Roman" w:cs="Times New Roman"/>
+          <w:sz w:val="24"/>
+          <w:szCs w:val="24"/>
+          <w:lang w:val="ru-RU"/>
+        </w:rPr>
+        <w:t>работы над</w:t>
+      </w:r>
+      <w:r>
+        <w:rPr>
+          <w:rFonts w:ascii="Times New Roman" w:eastAsia="Times New Roman" w:hAnsi="Times New Roman" w:cs="Times New Roman"/>
+          <w:sz w:val="24"/>
+          <w:szCs w:val="24"/>
+          <w:lang w:val="ru-RU"/>
+        </w:rPr>
+        <w:t xml:space="preserve"> ВКР.</w:t>
       </w:r>
     </w:p>
     <w:p>
@@ -7940,19 +8104,19 @@
     <w:tbl>
       <w:tblPr>
         <w:tblStyle w:val="a7"/>
-        <w:tblW w:w="9356" w:type="dxa"/>
-        <w:tblInd w:w="-6" w:type="dxa"/>
+        <w:tblW w:w="9640" w:type="dxa"/>
+        <w:tblInd w:w="-147" w:type="dxa"/>
         <w:tblLayout w:type="fixed"/>
         <w:tblLook w:val="04A0" w:firstRow="1" w:lastRow="0" w:firstColumn="1" w:lastColumn="0" w:noHBand="0" w:noVBand="1"/>
       </w:tblPr>
       <w:tblGrid>
-        <w:gridCol w:w="539"/>
-        <w:gridCol w:w="1578"/>
-        <w:gridCol w:w="2486"/>
+        <w:gridCol w:w="568"/>
+        <w:gridCol w:w="1701"/>
+        <w:gridCol w:w="2409"/>
+        <w:gridCol w:w="1125"/>
         <w:gridCol w:w="1059"/>
-        <w:gridCol w:w="1059"/>
-        <w:gridCol w:w="1319"/>
-        <w:gridCol w:w="1316"/>
+        <w:gridCol w:w="1502"/>
+        <w:gridCol w:w="1276"/>
       </w:tblGrid>
       <w:tr>
         <w:trPr>
@@ -7978,7 +8142,6 @@
                 <w:right w:val="nil"/>
                 <w:between w:val="nil"/>
               </w:pBdr>
-              <w:spacing w:line="360" w:lineRule="auto"/>
               <w:jc w:val="center"/>
               <w:rPr>
                 <w:rFonts w:ascii="Times New Roman" w:eastAsia="Times New Roman" w:hAnsi="Times New Roman" w:cs="Times New Roman"/>
@@ -8030,7 +8193,6 @@
                 <w:right w:val="nil"/>
                 <w:between w:val="nil"/>
               </w:pBdr>
-              <w:spacing w:line="360" w:lineRule="auto"/>
               <w:jc w:val="center"/>
               <w:rPr>
                 <w:rFonts w:ascii="Times New Roman" w:eastAsia="Times New Roman" w:hAnsi="Times New Roman" w:cs="Times New Roman"/>
@@ -8054,7 +8216,7 @@
         </w:tc>
         <w:tc>
           <w:tcPr>
-            <w:tcW w:w="2270" w:type="dxa"/>
+            <w:tcW w:w="2409" w:type="dxa"/>
             <w:tcBorders>
               <w:top w:val="single" w:sz="4" w:space="0" w:color="auto"/>
               <w:left w:val="single" w:sz="4" w:space="0" w:color="auto"/>
@@ -8072,7 +8234,6 @@
                 <w:right w:val="nil"/>
                 <w:between w:val="nil"/>
               </w:pBdr>
-              <w:spacing w:line="360" w:lineRule="auto"/>
               <w:jc w:val="center"/>
               <w:rPr>
                 <w:rFonts w:ascii="Times New Roman" w:eastAsia="Times New Roman" w:hAnsi="Times New Roman" w:cs="Times New Roman"/>
@@ -8096,7 +8257,7 @@
         </w:tc>
         <w:tc>
           <w:tcPr>
-            <w:tcW w:w="1134" w:type="dxa"/>
+            <w:tcW w:w="1125" w:type="dxa"/>
             <w:tcBorders>
               <w:top w:val="single" w:sz="4" w:space="0" w:color="auto"/>
               <w:left w:val="single" w:sz="4" w:space="0" w:color="auto"/>
@@ -8114,7 +8275,6 @@
                 <w:right w:val="nil"/>
                 <w:between w:val="nil"/>
               </w:pBdr>
-              <w:spacing w:line="360" w:lineRule="auto"/>
               <w:jc w:val="center"/>
               <w:rPr>
                 <w:rFonts w:ascii="Times New Roman" w:eastAsia="Times New Roman" w:hAnsi="Times New Roman" w:cs="Times New Roman"/>
@@ -8138,7 +8298,7 @@
         </w:tc>
         <w:tc>
           <w:tcPr>
-            <w:tcW w:w="1134" w:type="dxa"/>
+            <w:tcW w:w="1059" w:type="dxa"/>
             <w:tcBorders>
               <w:top w:val="single" w:sz="4" w:space="0" w:color="auto"/>
               <w:left w:val="single" w:sz="4" w:space="0" w:color="auto"/>
@@ -8156,7 +8316,6 @@
                 <w:right w:val="nil"/>
                 <w:between w:val="nil"/>
               </w:pBdr>
-              <w:spacing w:line="360" w:lineRule="auto"/>
               <w:jc w:val="center"/>
               <w:rPr>
                 <w:rFonts w:ascii="Times New Roman" w:eastAsia="Times New Roman" w:hAnsi="Times New Roman" w:cs="Times New Roman"/>
@@ -8174,33 +8333,13 @@
                 <w:sz w:val="24"/>
                 <w:szCs w:val="24"/>
               </w:rPr>
-              <w:t>Дата</w:t>
-            </w:r>
-            <w:r>
-              <w:rPr>
-                <w:rFonts w:ascii="Times New Roman" w:eastAsia="Times New Roman" w:hAnsi="Times New Roman" w:cs="Times New Roman"/>
-                <w:b/>
-                <w:bCs/>
-                <w:sz w:val="24"/>
-                <w:szCs w:val="24"/>
-              </w:rPr>
-              <w:t xml:space="preserve"> </w:t>
-            </w:r>
-            <w:r>
-              <w:rPr>
-                <w:rFonts w:ascii="Times New Roman" w:eastAsia="Times New Roman" w:hAnsi="Times New Roman" w:cs="Times New Roman"/>
-                <w:b/>
-                <w:bCs/>
-                <w:sz w:val="24"/>
-                <w:szCs w:val="24"/>
-              </w:rPr>
-              <w:t>конца</w:t>
+              <w:t>Дата конца</w:t>
             </w:r>
           </w:p>
         </w:tc>
         <w:tc>
           <w:tcPr>
-            <w:tcW w:w="1418" w:type="dxa"/>
+            <w:tcW w:w="1502" w:type="dxa"/>
             <w:tcBorders>
               <w:top w:val="single" w:sz="4" w:space="0" w:color="auto"/>
               <w:left w:val="single" w:sz="4" w:space="0" w:color="auto"/>
@@ -8218,7 +8357,6 @@
                 <w:right w:val="nil"/>
                 <w:between w:val="nil"/>
               </w:pBdr>
-              <w:spacing w:line="360" w:lineRule="auto"/>
               <w:jc w:val="center"/>
               <w:rPr>
                 <w:rFonts w:ascii="Times New Roman" w:eastAsia="Times New Roman" w:hAnsi="Times New Roman" w:cs="Times New Roman"/>
@@ -8242,7 +8380,7 @@
         </w:tc>
         <w:tc>
           <w:tcPr>
-            <w:tcW w:w="1415" w:type="dxa"/>
+            <w:tcW w:w="1276" w:type="dxa"/>
             <w:tcBorders>
               <w:top w:val="single" w:sz="4" w:space="0" w:color="auto"/>
               <w:left w:val="single" w:sz="4" w:space="0" w:color="auto"/>
@@ -8260,7 +8398,6 @@
                 <w:right w:val="nil"/>
                 <w:between w:val="nil"/>
               </w:pBdr>
-              <w:spacing w:line="360" w:lineRule="auto"/>
               <w:jc w:val="center"/>
               <w:rPr>
                 <w:rFonts w:ascii="Times New Roman" w:eastAsia="Times New Roman" w:hAnsi="Times New Roman" w:cs="Times New Roman"/>
@@ -8304,7 +8441,6 @@
                 <w:right w:val="nil"/>
                 <w:between w:val="nil"/>
               </w:pBdr>
-              <w:spacing w:line="360" w:lineRule="auto"/>
               <w:ind w:firstLine="720"/>
               <w:rPr>
                 <w:rFonts w:ascii="Times New Roman" w:eastAsia="Times New Roman" w:hAnsi="Times New Roman" w:cs="Times New Roman"/>
@@ -8386,7 +8522,6 @@
                 <w:right w:val="nil"/>
                 <w:between w:val="nil"/>
               </w:pBdr>
-              <w:spacing w:line="360" w:lineRule="auto"/>
               <w:rPr>
                 <w:rFonts w:ascii="Times New Roman" w:eastAsia="Times New Roman" w:hAnsi="Times New Roman" w:cs="Times New Roman"/>
                 <w:sz w:val="24"/>
@@ -8398,6 +8533,7 @@
                 <w:rFonts w:ascii="Times New Roman" w:eastAsia="Times New Roman" w:hAnsi="Times New Roman" w:cs="Times New Roman"/>
                 <w:sz w:val="24"/>
                 <w:szCs w:val="24"/>
+                <w:lang w:val="ru"/>
               </w:rPr>
               <w:t>Анализ предметной области и требований пользователей</w:t>
             </w:r>
@@ -8405,7 +8541,7 @@
         </w:tc>
         <w:tc>
           <w:tcPr>
-            <w:tcW w:w="2270" w:type="dxa"/>
+            <w:tcW w:w="2409" w:type="dxa"/>
             <w:tcBorders>
               <w:top w:val="single" w:sz="4" w:space="0" w:color="auto"/>
               <w:left w:val="single" w:sz="4" w:space="0" w:color="auto"/>
@@ -8423,7 +8559,6 @@
                 <w:right w:val="nil"/>
                 <w:between w:val="nil"/>
               </w:pBdr>
-              <w:spacing w:line="360" w:lineRule="auto"/>
               <w:rPr>
                 <w:rFonts w:ascii="Times New Roman" w:eastAsia="Times New Roman" w:hAnsi="Times New Roman" w:cs="Times New Roman"/>
                 <w:sz w:val="24"/>
@@ -8435,14 +8570,32 @@
                 <w:rFonts w:ascii="Times New Roman" w:eastAsia="Times New Roman" w:hAnsi="Times New Roman" w:cs="Times New Roman"/>
                 <w:sz w:val="24"/>
                 <w:szCs w:val="24"/>
+                <w:lang w:val="ru"/>
               </w:rPr>
-              <w:t>Изучение процессов планирования учебной нагрузки, выявление потребностей заведующих кафедрами и преподавателей, формирование функциональных и нефункциональных требований.</w:t>
+              <w:t>Изучение процессов клонирования баз данных</w:t>
+            </w:r>
+            <w:r>
+              <w:rPr>
+                <w:rFonts w:ascii="Times New Roman" w:eastAsia="Times New Roman" w:hAnsi="Times New Roman" w:cs="Times New Roman"/>
+                <w:sz w:val="24"/>
+                <w:szCs w:val="24"/>
+              </w:rPr>
+              <w:t xml:space="preserve">, </w:t>
+            </w:r>
+            <w:r>
+              <w:rPr>
+                <w:rFonts w:ascii="Times New Roman" w:eastAsia="Times New Roman" w:hAnsi="Times New Roman" w:cs="Times New Roman"/>
+                <w:sz w:val="24"/>
+                <w:szCs w:val="24"/>
+                <w:lang w:val="ru"/>
+              </w:rPr>
+              <w:t>выявление проблем ручного управления, формирование функциональных и нефункциональных требований на основе потребностей администраторов и разработчиков.</w:t>
             </w:r>
           </w:p>
         </w:tc>
         <w:tc>
           <w:tcPr>
-            <w:tcW w:w="1134" w:type="dxa"/>
+            <w:tcW w:w="1125" w:type="dxa"/>
             <w:tcBorders>
               <w:top w:val="single" w:sz="4" w:space="0" w:color="auto"/>
               <w:left w:val="single" w:sz="4" w:space="0" w:color="auto"/>
@@ -8460,7 +8613,6 @@
                 <w:right w:val="nil"/>
                 <w:between w:val="nil"/>
               </w:pBdr>
-              <w:spacing w:line="360" w:lineRule="auto"/>
               <w:rPr>
                 <w:rFonts w:ascii="Times New Roman" w:eastAsia="Times New Roman" w:hAnsi="Times New Roman" w:cs="Times New Roman"/>
                 <w:sz w:val="24"/>
@@ -8479,7 +8631,7 @@
         </w:tc>
         <w:tc>
           <w:tcPr>
-            <w:tcW w:w="1134" w:type="dxa"/>
+            <w:tcW w:w="1059" w:type="dxa"/>
             <w:tcBorders>
               <w:top w:val="single" w:sz="4" w:space="0" w:color="auto"/>
               <w:left w:val="single" w:sz="4" w:space="0" w:color="auto"/>
@@ -8497,7 +8649,6 @@
                 <w:right w:val="nil"/>
                 <w:between w:val="nil"/>
               </w:pBdr>
-              <w:spacing w:line="360" w:lineRule="auto"/>
               <w:rPr>
                 <w:rFonts w:ascii="Times New Roman" w:eastAsia="Times New Roman" w:hAnsi="Times New Roman" w:cs="Times New Roman"/>
                 <w:sz w:val="24"/>
@@ -8516,7 +8667,7 @@
         </w:tc>
         <w:tc>
           <w:tcPr>
-            <w:tcW w:w="1418" w:type="dxa"/>
+            <w:tcW w:w="1502" w:type="dxa"/>
             <w:tcBorders>
               <w:top w:val="single" w:sz="4" w:space="0" w:color="auto"/>
               <w:left w:val="single" w:sz="4" w:space="0" w:color="auto"/>
@@ -8534,7 +8685,6 @@
                 <w:right w:val="nil"/>
                 <w:between w:val="nil"/>
               </w:pBdr>
-              <w:spacing w:line="360" w:lineRule="auto"/>
               <w:rPr>
                 <w:rFonts w:ascii="Times New Roman" w:eastAsia="Times New Roman" w:hAnsi="Times New Roman" w:cs="Times New Roman"/>
                 <w:sz w:val="24"/>
@@ -8553,7 +8703,7 @@
         </w:tc>
         <w:tc>
           <w:tcPr>
-            <w:tcW w:w="1415" w:type="dxa"/>
+            <w:tcW w:w="1276" w:type="dxa"/>
             <w:tcBorders>
               <w:top w:val="single" w:sz="4" w:space="0" w:color="auto"/>
               <w:left w:val="single" w:sz="4" w:space="0" w:color="auto"/>
@@ -8571,7 +8721,6 @@
                 <w:right w:val="nil"/>
                 <w:between w:val="nil"/>
               </w:pBdr>
-              <w:spacing w:line="360" w:lineRule="auto"/>
               <w:rPr>
                 <w:rFonts w:ascii="Times New Roman" w:eastAsia="Times New Roman" w:hAnsi="Times New Roman" w:cs="Times New Roman"/>
                 <w:sz w:val="24"/>
@@ -8610,7 +8759,6 @@
                 <w:right w:val="nil"/>
                 <w:between w:val="nil"/>
               </w:pBdr>
-              <w:spacing w:line="360" w:lineRule="auto"/>
               <w:ind w:firstLine="720"/>
               <w:rPr>
                 <w:rFonts w:ascii="Times New Roman" w:eastAsia="Times New Roman" w:hAnsi="Times New Roman" w:cs="Times New Roman"/>
@@ -8674,7 +8822,6 @@
                 <w:right w:val="nil"/>
                 <w:between w:val="nil"/>
               </w:pBdr>
-              <w:spacing w:line="360" w:lineRule="auto"/>
               <w:rPr>
                 <w:rFonts w:ascii="Times New Roman" w:eastAsia="Times New Roman" w:hAnsi="Times New Roman" w:cs="Times New Roman"/>
                 <w:sz w:val="24"/>
@@ -8693,7 +8840,7 @@
         </w:tc>
         <w:tc>
           <w:tcPr>
-            <w:tcW w:w="2270" w:type="dxa"/>
+            <w:tcW w:w="2409" w:type="dxa"/>
             <w:tcBorders>
               <w:top w:val="single" w:sz="4" w:space="0" w:color="auto"/>
               <w:left w:val="single" w:sz="4" w:space="0" w:color="auto"/>
@@ -8711,7 +8858,6 @@
                 <w:right w:val="nil"/>
                 <w:between w:val="nil"/>
               </w:pBdr>
-              <w:spacing w:line="360" w:lineRule="auto"/>
               <w:rPr>
                 <w:rFonts w:ascii="Times New Roman" w:eastAsia="Times New Roman" w:hAnsi="Times New Roman" w:cs="Times New Roman"/>
                 <w:sz w:val="24"/>
@@ -8723,8 +8869,9 @@
                 <w:rFonts w:ascii="Times New Roman" w:eastAsia="Times New Roman" w:hAnsi="Times New Roman" w:cs="Times New Roman"/>
                 <w:sz w:val="24"/>
                 <w:szCs w:val="24"/>
+                <w:lang w:val="ru"/>
               </w:rPr>
-              <w:t>Определение технологического стека, проектирование архитектуры (</w:t>
+              <w:t xml:space="preserve">Определение технологического стека (.NET 6, Blazor Server, Windows Service), проектирование трёхкомпонентной архитектуры (Web-клиент, </w:t>
             </w:r>
             <w:proofErr w:type="spellStart"/>
             <w:r>
@@ -8732,24 +8879,7 @@
                 <w:rFonts w:ascii="Times New Roman" w:eastAsia="Times New Roman" w:hAnsi="Times New Roman" w:cs="Times New Roman"/>
                 <w:sz w:val="24"/>
                 <w:szCs w:val="24"/>
-              </w:rPr>
-              <w:t>Frontend</w:t>
-            </w:r>
-            <w:proofErr w:type="spellEnd"/>
-            <w:r>
-              <w:rPr>
-                <w:rFonts w:ascii="Times New Roman" w:eastAsia="Times New Roman" w:hAnsi="Times New Roman" w:cs="Times New Roman"/>
-                <w:sz w:val="24"/>
-                <w:szCs w:val="24"/>
-              </w:rPr>
-              <w:t xml:space="preserve">, </w:t>
-            </w:r>
-            <w:proofErr w:type="spellStart"/>
-            <w:r>
-              <w:rPr>
-                <w:rFonts w:ascii="Times New Roman" w:eastAsia="Times New Roman" w:hAnsi="Times New Roman" w:cs="Times New Roman"/>
-                <w:sz w:val="24"/>
-                <w:szCs w:val="24"/>
+                <w:lang w:val="ru"/>
               </w:rPr>
               <w:t>Backend</w:t>
             </w:r>
@@ -8759,23 +8889,15 @@
                 <w:rFonts w:ascii="Times New Roman" w:eastAsia="Times New Roman" w:hAnsi="Times New Roman" w:cs="Times New Roman"/>
                 <w:sz w:val="24"/>
                 <w:szCs w:val="24"/>
+                <w:lang w:val="ru"/>
               </w:rPr>
-              <w:t xml:space="preserve">, БД) с учётом </w:t>
-            </w:r>
-            <w:r>
-              <w:rPr>
-                <w:rFonts w:ascii="Times New Roman" w:eastAsia="Times New Roman" w:hAnsi="Times New Roman" w:cs="Times New Roman"/>
-                <w:sz w:val="24"/>
-                <w:szCs w:val="24"/>
-              </w:rPr>
-              <w:lastRenderedPageBreak/>
-              <w:t>безопасности и масштабируемости.</w:t>
+              <w:t>, Агент), выбор способа взаимодействия между компонентами.</w:t>
             </w:r>
           </w:p>
         </w:tc>
         <w:tc>
           <w:tcPr>
-            <w:tcW w:w="1134" w:type="dxa"/>
+            <w:tcW w:w="1125" w:type="dxa"/>
             <w:tcBorders>
               <w:top w:val="single" w:sz="4" w:space="0" w:color="auto"/>
               <w:left w:val="single" w:sz="4" w:space="0" w:color="auto"/>
@@ -8793,7 +8915,6 @@
                 <w:right w:val="nil"/>
                 <w:between w:val="nil"/>
               </w:pBdr>
-              <w:spacing w:line="360" w:lineRule="auto"/>
               <w:rPr>
                 <w:rFonts w:ascii="Times New Roman" w:eastAsia="Times New Roman" w:hAnsi="Times New Roman" w:cs="Times New Roman"/>
                 <w:sz w:val="24"/>
@@ -8806,14 +8927,13 @@
                 <w:sz w:val="24"/>
                 <w:szCs w:val="24"/>
               </w:rPr>
-              <w:lastRenderedPageBreak/>
               <w:t>20.01.26</w:t>
             </w:r>
           </w:p>
         </w:tc>
         <w:tc>
           <w:tcPr>
-            <w:tcW w:w="1134" w:type="dxa"/>
+            <w:tcW w:w="1059" w:type="dxa"/>
             <w:tcBorders>
               <w:top w:val="single" w:sz="4" w:space="0" w:color="auto"/>
               <w:left w:val="single" w:sz="4" w:space="0" w:color="auto"/>
@@ -8831,7 +8951,6 @@
                 <w:right w:val="nil"/>
                 <w:between w:val="nil"/>
               </w:pBdr>
-              <w:spacing w:line="360" w:lineRule="auto"/>
               <w:rPr>
                 <w:rFonts w:ascii="Times New Roman" w:eastAsia="Times New Roman" w:hAnsi="Times New Roman" w:cs="Times New Roman"/>
                 <w:sz w:val="24"/>
@@ -8844,13 +8963,21 @@
                 <w:sz w:val="24"/>
                 <w:szCs w:val="24"/>
               </w:rPr>
-              <w:t>31.01.26</w:t>
+              <w:t>30</w:t>
+            </w:r>
+            <w:r>
+              <w:rPr>
+                <w:rFonts w:ascii="Times New Roman" w:eastAsia="Times New Roman" w:hAnsi="Times New Roman" w:cs="Times New Roman"/>
+                <w:sz w:val="24"/>
+                <w:szCs w:val="24"/>
+              </w:rPr>
+              <w:t>.01.26</w:t>
             </w:r>
           </w:p>
         </w:tc>
         <w:tc>
           <w:tcPr>
-            <w:tcW w:w="1418" w:type="dxa"/>
+            <w:tcW w:w="1502" w:type="dxa"/>
             <w:tcBorders>
               <w:top w:val="single" w:sz="4" w:space="0" w:color="auto"/>
               <w:left w:val="single" w:sz="4" w:space="0" w:color="auto"/>
@@ -8868,7 +8995,6 @@
                 <w:right w:val="nil"/>
                 <w:between w:val="nil"/>
               </w:pBdr>
-              <w:spacing w:line="360" w:lineRule="auto"/>
               <w:rPr>
                 <w:rFonts w:ascii="Times New Roman" w:eastAsia="Times New Roman" w:hAnsi="Times New Roman" w:cs="Times New Roman"/>
                 <w:sz w:val="24"/>
@@ -8881,13 +9007,13 @@
                 <w:sz w:val="24"/>
                 <w:szCs w:val="24"/>
               </w:rPr>
-              <w:t>Архитектурная схема и техническое задание</w:t>
+              <w:t>Архитектурная схема, диаграммы UML (прецедентов, последовательности), техническое задание</w:t>
             </w:r>
           </w:p>
         </w:tc>
         <w:tc>
           <w:tcPr>
-            <w:tcW w:w="1415" w:type="dxa"/>
+            <w:tcW w:w="1276" w:type="dxa"/>
             <w:tcBorders>
               <w:top w:val="single" w:sz="4" w:space="0" w:color="auto"/>
               <w:left w:val="single" w:sz="4" w:space="0" w:color="auto"/>
@@ -8905,7 +9031,6 @@
                 <w:right w:val="nil"/>
                 <w:between w:val="nil"/>
               </w:pBdr>
-              <w:spacing w:line="360" w:lineRule="auto"/>
               <w:rPr>
                 <w:rFonts w:ascii="Times New Roman" w:eastAsia="Times New Roman" w:hAnsi="Times New Roman" w:cs="Times New Roman"/>
                 <w:sz w:val="24"/>
@@ -8944,7 +9069,6 @@
                 <w:right w:val="nil"/>
                 <w:between w:val="nil"/>
               </w:pBdr>
-              <w:spacing w:line="360" w:lineRule="auto"/>
               <w:ind w:firstLine="720"/>
               <w:rPr>
                 <w:rFonts w:ascii="Times New Roman" w:eastAsia="Times New Roman" w:hAnsi="Times New Roman" w:cs="Times New Roman"/>
@@ -9008,7 +9132,6 @@
                 <w:right w:val="nil"/>
                 <w:between w:val="nil"/>
               </w:pBdr>
-              <w:spacing w:line="360" w:lineRule="auto"/>
               <w:rPr>
                 <w:rFonts w:ascii="Times New Roman" w:eastAsia="Times New Roman" w:hAnsi="Times New Roman" w:cs="Times New Roman"/>
                 <w:sz w:val="24"/>
@@ -9021,13 +9144,29 @@
                 <w:sz w:val="24"/>
                 <w:szCs w:val="24"/>
               </w:rPr>
-              <w:t>Разработка пользовательского интерфейса (UI/UX)</w:t>
+              <w:t xml:space="preserve">Разработка </w:t>
+            </w:r>
+            <w:r>
+              <w:rPr>
+                <w:rFonts w:ascii="Times New Roman" w:eastAsia="Times New Roman" w:hAnsi="Times New Roman" w:cs="Times New Roman"/>
+                <w:sz w:val="24"/>
+                <w:szCs w:val="24"/>
+              </w:rPr>
+              <w:t xml:space="preserve">библиотеки </w:t>
+            </w:r>
+            <w:r>
+              <w:rPr>
+                <w:rFonts w:ascii="Times New Roman" w:eastAsia="Times New Roman" w:hAnsi="Times New Roman" w:cs="Times New Roman"/>
+                <w:sz w:val="24"/>
+                <w:szCs w:val="24"/>
+              </w:rPr>
+              <w:t xml:space="preserve">агента </w:t>
             </w:r>
           </w:p>
         </w:tc>
         <w:tc>
           <w:tcPr>
-            <w:tcW w:w="2270" w:type="dxa"/>
+            <w:tcW w:w="2409" w:type="dxa"/>
             <w:tcBorders>
               <w:top w:val="single" w:sz="4" w:space="0" w:color="auto"/>
               <w:left w:val="single" w:sz="4" w:space="0" w:color="auto"/>
@@ -9045,7 +9184,6 @@
                 <w:right w:val="nil"/>
                 <w:between w:val="nil"/>
               </w:pBdr>
-              <w:spacing w:line="360" w:lineRule="auto"/>
               <w:rPr>
                 <w:rFonts w:ascii="Times New Roman" w:eastAsia="Times New Roman" w:hAnsi="Times New Roman" w:cs="Times New Roman"/>
                 <w:sz w:val="24"/>
@@ -9057,14 +9195,33 @@
                 <w:rFonts w:ascii="Times New Roman" w:eastAsia="Times New Roman" w:hAnsi="Times New Roman" w:cs="Times New Roman"/>
                 <w:sz w:val="24"/>
                 <w:szCs w:val="24"/>
+                <w:lang w:val="ru"/>
               </w:rPr>
-              <w:t>Создание макетов интерфейсов, адаптивного дизайна и прототипов страниц; проведение UX-тестирования с пользователями.</w:t>
+              <w:t xml:space="preserve">Реализация классов и сервисов для работы с VHD, </w:t>
+            </w:r>
+            <w:r>
+              <w:rPr>
+                <w:rFonts w:ascii="Times New Roman" w:eastAsia="Times New Roman" w:hAnsi="Times New Roman" w:cs="Times New Roman"/>
+                <w:sz w:val="24"/>
+                <w:szCs w:val="24"/>
+                <w:lang w:val="ru"/>
+              </w:rPr>
+              <w:lastRenderedPageBreak/>
+              <w:t>восстановления из .bak, подключения/отключения БД в MS SQL</w:t>
+            </w:r>
+            <w:r>
+              <w:rPr>
+                <w:rFonts w:ascii="Times New Roman" w:eastAsia="Times New Roman" w:hAnsi="Times New Roman" w:cs="Times New Roman"/>
+                <w:sz w:val="24"/>
+                <w:szCs w:val="24"/>
+              </w:rPr>
+              <w:t xml:space="preserve">. </w:t>
             </w:r>
           </w:p>
         </w:tc>
         <w:tc>
           <w:tcPr>
-            <w:tcW w:w="1134" w:type="dxa"/>
+            <w:tcW w:w="1125" w:type="dxa"/>
             <w:tcBorders>
               <w:top w:val="single" w:sz="4" w:space="0" w:color="auto"/>
               <w:left w:val="single" w:sz="4" w:space="0" w:color="auto"/>
@@ -9082,7 +9239,6 @@
                 <w:right w:val="nil"/>
                 <w:between w:val="nil"/>
               </w:pBdr>
-              <w:spacing w:line="360" w:lineRule="auto"/>
               <w:rPr>
                 <w:rFonts w:ascii="Times New Roman" w:eastAsia="Times New Roman" w:hAnsi="Times New Roman" w:cs="Times New Roman"/>
                 <w:sz w:val="24"/>
@@ -9095,13 +9251,22 @@
                 <w:sz w:val="24"/>
                 <w:szCs w:val="24"/>
               </w:rPr>
-              <w:t>01.02.26</w:t>
+              <w:lastRenderedPageBreak/>
+              <w:t>31</w:t>
+            </w:r>
+            <w:r>
+              <w:rPr>
+                <w:rFonts w:ascii="Times New Roman" w:eastAsia="Times New Roman" w:hAnsi="Times New Roman" w:cs="Times New Roman"/>
+                <w:sz w:val="24"/>
+                <w:szCs w:val="24"/>
+              </w:rPr>
+              <w:t>.02.26</w:t>
             </w:r>
           </w:p>
         </w:tc>
         <w:tc>
           <w:tcPr>
-            <w:tcW w:w="1134" w:type="dxa"/>
+            <w:tcW w:w="1059" w:type="dxa"/>
             <w:tcBorders>
               <w:top w:val="single" w:sz="4" w:space="0" w:color="auto"/>
               <w:left w:val="single" w:sz="4" w:space="0" w:color="auto"/>
@@ -9119,7 +9284,6 @@
                 <w:right w:val="nil"/>
                 <w:between w:val="nil"/>
               </w:pBdr>
-              <w:spacing w:line="360" w:lineRule="auto"/>
               <w:rPr>
                 <w:rFonts w:ascii="Times New Roman" w:eastAsia="Times New Roman" w:hAnsi="Times New Roman" w:cs="Times New Roman"/>
                 <w:sz w:val="24"/>
@@ -9132,13 +9296,29 @@
                 <w:sz w:val="24"/>
                 <w:szCs w:val="24"/>
               </w:rPr>
-              <w:t>12.02.26</w:t>
+              <w:t>1</w:t>
+            </w:r>
+            <w:r>
+              <w:rPr>
+                <w:rFonts w:ascii="Times New Roman" w:eastAsia="Times New Roman" w:hAnsi="Times New Roman" w:cs="Times New Roman"/>
+                <w:sz w:val="24"/>
+                <w:szCs w:val="24"/>
+              </w:rPr>
+              <w:t>5</w:t>
+            </w:r>
+            <w:r>
+              <w:rPr>
+                <w:rFonts w:ascii="Times New Roman" w:eastAsia="Times New Roman" w:hAnsi="Times New Roman" w:cs="Times New Roman"/>
+                <w:sz w:val="24"/>
+                <w:szCs w:val="24"/>
+              </w:rPr>
+              <w:t>.02.26</w:t>
             </w:r>
           </w:p>
         </w:tc>
         <w:tc>
           <w:tcPr>
-            <w:tcW w:w="1418" w:type="dxa"/>
+            <w:tcW w:w="1502" w:type="dxa"/>
             <w:tcBorders>
               <w:top w:val="single" w:sz="4" w:space="0" w:color="auto"/>
               <w:left w:val="single" w:sz="4" w:space="0" w:color="auto"/>
@@ -9156,7 +9336,6 @@
                 <w:right w:val="nil"/>
                 <w:between w:val="nil"/>
               </w:pBdr>
-              <w:spacing w:line="360" w:lineRule="auto"/>
               <w:rPr>
                 <w:rFonts w:ascii="Times New Roman" w:eastAsia="Times New Roman" w:hAnsi="Times New Roman" w:cs="Times New Roman"/>
                 <w:sz w:val="24"/>
@@ -9168,14 +9347,25 @@
                 <w:rFonts w:ascii="Times New Roman" w:eastAsia="Times New Roman" w:hAnsi="Times New Roman" w:cs="Times New Roman"/>
                 <w:sz w:val="24"/>
                 <w:szCs w:val="24"/>
+                <w:lang w:val="ru"/>
               </w:rPr>
-              <w:t>Прототипы интерфейсов и отчёт по UX-тестированию</w:t>
+              <w:t xml:space="preserve">Библиотека с полным набором </w:t>
+            </w:r>
+            <w:r>
+              <w:rPr>
+                <w:rFonts w:ascii="Times New Roman" w:eastAsia="Times New Roman" w:hAnsi="Times New Roman" w:cs="Times New Roman"/>
+                <w:sz w:val="24"/>
+                <w:szCs w:val="24"/>
+                <w:lang w:val="ru"/>
+              </w:rPr>
+              <w:lastRenderedPageBreak/>
+              <w:t>методов: создание/удаление образов и клонов, мониторинг</w:t>
             </w:r>
           </w:p>
         </w:tc>
         <w:tc>
           <w:tcPr>
-            <w:tcW w:w="1415" w:type="dxa"/>
+            <w:tcW w:w="1276" w:type="dxa"/>
             <w:tcBorders>
               <w:top w:val="single" w:sz="4" w:space="0" w:color="auto"/>
               <w:left w:val="single" w:sz="4" w:space="0" w:color="auto"/>
@@ -9193,7 +9383,6 @@
                 <w:right w:val="nil"/>
                 <w:between w:val="nil"/>
               </w:pBdr>
-              <w:spacing w:line="360" w:lineRule="auto"/>
               <w:rPr>
                 <w:rFonts w:ascii="Times New Roman" w:eastAsia="Times New Roman" w:hAnsi="Times New Roman" w:cs="Times New Roman"/>
                 <w:sz w:val="24"/>
@@ -9205,8 +9394,40 @@
                 <w:rFonts w:ascii="Times New Roman" w:eastAsia="Times New Roman" w:hAnsi="Times New Roman" w:cs="Times New Roman"/>
                 <w:sz w:val="24"/>
                 <w:szCs w:val="24"/>
+                <w:lang w:val="ru"/>
               </w:rPr>
-              <w:t>Презентация дизайна и сбор отзывов</w:t>
+              <w:lastRenderedPageBreak/>
+              <w:t xml:space="preserve">Демонстрация работы </w:t>
+            </w:r>
+            <w:r>
+              <w:rPr>
+                <w:rFonts w:ascii="Times New Roman" w:eastAsia="Times New Roman" w:hAnsi="Times New Roman" w:cs="Times New Roman"/>
+                <w:sz w:val="24"/>
+                <w:szCs w:val="24"/>
+                <w:lang w:val="ru"/>
+              </w:rPr>
+              <w:lastRenderedPageBreak/>
+              <w:t xml:space="preserve">через консольное приложение или </w:t>
+            </w:r>
+            <w:proofErr w:type="spellStart"/>
+            <w:r>
+              <w:rPr>
+                <w:rFonts w:ascii="Times New Roman" w:eastAsia="Times New Roman" w:hAnsi="Times New Roman" w:cs="Times New Roman"/>
+                <w:sz w:val="24"/>
+                <w:szCs w:val="24"/>
+                <w:lang w:val="ru"/>
+              </w:rPr>
+              <w:t>unit</w:t>
+            </w:r>
+            <w:proofErr w:type="spellEnd"/>
+            <w:r>
+              <w:rPr>
+                <w:rFonts w:ascii="Times New Roman" w:eastAsia="Times New Roman" w:hAnsi="Times New Roman" w:cs="Times New Roman"/>
+                <w:sz w:val="24"/>
+                <w:szCs w:val="24"/>
+                <w:lang w:val="ru"/>
+              </w:rPr>
+              <w:t>-тесты</w:t>
             </w:r>
           </w:p>
         </w:tc>
@@ -9232,7 +9453,6 @@
                 <w:right w:val="nil"/>
                 <w:between w:val="nil"/>
               </w:pBdr>
-              <w:spacing w:line="360" w:lineRule="auto"/>
               <w:ind w:firstLine="720"/>
               <w:rPr>
                 <w:rFonts w:ascii="Times New Roman" w:eastAsia="Times New Roman" w:hAnsi="Times New Roman" w:cs="Times New Roman"/>
@@ -9246,6 +9466,7 @@
                 <w:sz w:val="24"/>
                 <w:szCs w:val="24"/>
               </w:rPr>
+              <w:lastRenderedPageBreak/>
               <w:t>4</w:t>
             </w:r>
           </w:p>
@@ -9305,7 +9526,6 @@
                 <w:right w:val="nil"/>
                 <w:between w:val="nil"/>
               </w:pBdr>
-              <w:spacing w:line="360" w:lineRule="auto"/>
               <w:rPr>
                 <w:rFonts w:ascii="Times New Roman" w:eastAsia="Times New Roman" w:hAnsi="Times New Roman" w:cs="Times New Roman"/>
                 <w:sz w:val="24"/>
@@ -9317,14 +9537,15 @@
                 <w:rFonts w:ascii="Times New Roman" w:eastAsia="Times New Roman" w:hAnsi="Times New Roman" w:cs="Times New Roman"/>
                 <w:sz w:val="24"/>
                 <w:szCs w:val="24"/>
+                <w:lang w:val="ru"/>
               </w:rPr>
-              <w:t>Реализация модуля авторизации и ролей пользователей</w:t>
+              <w:t>Разработка пользовательского интерфейса (UI)</w:t>
             </w:r>
           </w:p>
         </w:tc>
         <w:tc>
           <w:tcPr>
-            <w:tcW w:w="2270" w:type="dxa"/>
+            <w:tcW w:w="2409" w:type="dxa"/>
             <w:tcBorders>
               <w:top w:val="single" w:sz="4" w:space="0" w:color="auto"/>
               <w:left w:val="single" w:sz="4" w:space="0" w:color="auto"/>
@@ -9342,7 +9563,6 @@
                 <w:right w:val="nil"/>
                 <w:between w:val="nil"/>
               </w:pBdr>
-              <w:spacing w:line="360" w:lineRule="auto"/>
               <w:rPr>
                 <w:rFonts w:ascii="Times New Roman" w:eastAsia="Times New Roman" w:hAnsi="Times New Roman" w:cs="Times New Roman"/>
                 <w:sz w:val="24"/>
@@ -9354,14 +9574,23 @@
                 <w:rFonts w:ascii="Times New Roman" w:eastAsia="Times New Roman" w:hAnsi="Times New Roman" w:cs="Times New Roman"/>
                 <w:sz w:val="24"/>
                 <w:szCs w:val="24"/>
+                <w:lang w:val="ru"/>
               </w:rPr>
-              <w:t>Разработка входа и регистрации для преподавателей, заведующих кафедрами и администраторов; настройка разграничения прав доступа.</w:t>
+              <w:t>Создание макетов страниц: авторизация, управление образами, управление клонами, мониторинг; реализация единого дизайна</w:t>
+            </w:r>
+            <w:r>
+              <w:rPr>
+                <w:rFonts w:ascii="Times New Roman" w:eastAsia="Times New Roman" w:hAnsi="Times New Roman" w:cs="Times New Roman"/>
+                <w:sz w:val="24"/>
+                <w:szCs w:val="24"/>
+              </w:rPr>
+              <w:t>.</w:t>
             </w:r>
           </w:p>
         </w:tc>
         <w:tc>
           <w:tcPr>
-            <w:tcW w:w="1134" w:type="dxa"/>
+            <w:tcW w:w="1125" w:type="dxa"/>
             <w:tcBorders>
               <w:top w:val="single" w:sz="4" w:space="0" w:color="auto"/>
               <w:left w:val="single" w:sz="4" w:space="0" w:color="auto"/>
@@ -9379,7 +9608,6 @@
                 <w:right w:val="nil"/>
                 <w:between w:val="nil"/>
               </w:pBdr>
-              <w:spacing w:line="360" w:lineRule="auto"/>
               <w:rPr>
                 <w:rFonts w:ascii="Times New Roman" w:eastAsia="Times New Roman" w:hAnsi="Times New Roman" w:cs="Times New Roman"/>
                 <w:sz w:val="24"/>
@@ -9392,13 +9620,29 @@
                 <w:sz w:val="24"/>
                 <w:szCs w:val="24"/>
               </w:rPr>
-              <w:t>13.02.26</w:t>
+              <w:t>1</w:t>
+            </w:r>
+            <w:r>
+              <w:rPr>
+                <w:rFonts w:ascii="Times New Roman" w:eastAsia="Times New Roman" w:hAnsi="Times New Roman" w:cs="Times New Roman"/>
+                <w:sz w:val="24"/>
+                <w:szCs w:val="24"/>
+              </w:rPr>
+              <w:t>5</w:t>
+            </w:r>
+            <w:r>
+              <w:rPr>
+                <w:rFonts w:ascii="Times New Roman" w:eastAsia="Times New Roman" w:hAnsi="Times New Roman" w:cs="Times New Roman"/>
+                <w:sz w:val="24"/>
+                <w:szCs w:val="24"/>
+              </w:rPr>
+              <w:t>.02.26</w:t>
             </w:r>
           </w:p>
         </w:tc>
         <w:tc>
           <w:tcPr>
-            <w:tcW w:w="1134" w:type="dxa"/>
+            <w:tcW w:w="1059" w:type="dxa"/>
             <w:tcBorders>
               <w:top w:val="single" w:sz="4" w:space="0" w:color="auto"/>
               <w:left w:val="single" w:sz="4" w:space="0" w:color="auto"/>
@@ -9416,7 +9660,6 @@
                 <w:right w:val="nil"/>
                 <w:between w:val="nil"/>
               </w:pBdr>
-              <w:spacing w:line="360" w:lineRule="auto"/>
               <w:rPr>
                 <w:rFonts w:ascii="Times New Roman" w:eastAsia="Times New Roman" w:hAnsi="Times New Roman" w:cs="Times New Roman"/>
                 <w:sz w:val="24"/>
@@ -9429,13 +9672,21 @@
                 <w:sz w:val="24"/>
                 <w:szCs w:val="24"/>
               </w:rPr>
-              <w:t>21.02.26</w:t>
+              <w:t>28</w:t>
+            </w:r>
+            <w:r>
+              <w:rPr>
+                <w:rFonts w:ascii="Times New Roman" w:eastAsia="Times New Roman" w:hAnsi="Times New Roman" w:cs="Times New Roman"/>
+                <w:sz w:val="24"/>
+                <w:szCs w:val="24"/>
+              </w:rPr>
+              <w:t>.02.26</w:t>
             </w:r>
           </w:p>
         </w:tc>
         <w:tc>
           <w:tcPr>
-            <w:tcW w:w="1418" w:type="dxa"/>
+            <w:tcW w:w="1502" w:type="dxa"/>
             <w:tcBorders>
               <w:top w:val="single" w:sz="4" w:space="0" w:color="auto"/>
               <w:left w:val="single" w:sz="4" w:space="0" w:color="auto"/>
@@ -9453,7 +9704,6 @@
                 <w:right w:val="nil"/>
                 <w:between w:val="nil"/>
               </w:pBdr>
-              <w:spacing w:line="360" w:lineRule="auto"/>
               <w:rPr>
                 <w:rFonts w:ascii="Times New Roman" w:eastAsia="Times New Roman" w:hAnsi="Times New Roman" w:cs="Times New Roman"/>
                 <w:sz w:val="24"/>
@@ -9465,14 +9715,15 @@
                 <w:rFonts w:ascii="Times New Roman" w:eastAsia="Times New Roman" w:hAnsi="Times New Roman" w:cs="Times New Roman"/>
                 <w:sz w:val="24"/>
                 <w:szCs w:val="24"/>
+                <w:lang w:val="ru"/>
               </w:rPr>
-              <w:t>Модуль авторизации с системой ролей</w:t>
+              <w:t>Прототипы интерфейсов, дизайн-система, HTML/CSS-шаблоны</w:t>
             </w:r>
           </w:p>
         </w:tc>
         <w:tc>
           <w:tcPr>
-            <w:tcW w:w="1415" w:type="dxa"/>
+            <w:tcW w:w="1276" w:type="dxa"/>
             <w:tcBorders>
               <w:top w:val="single" w:sz="4" w:space="0" w:color="auto"/>
               <w:left w:val="single" w:sz="4" w:space="0" w:color="auto"/>
@@ -9490,7 +9741,6 @@
                 <w:right w:val="nil"/>
                 <w:between w:val="nil"/>
               </w:pBdr>
-              <w:spacing w:line="360" w:lineRule="auto"/>
               <w:rPr>
                 <w:rFonts w:ascii="Times New Roman" w:eastAsia="Times New Roman" w:hAnsi="Times New Roman" w:cs="Times New Roman"/>
                 <w:sz w:val="24"/>
@@ -9502,8 +9752,9 @@
                 <w:rFonts w:ascii="Times New Roman" w:eastAsia="Times New Roman" w:hAnsi="Times New Roman" w:cs="Times New Roman"/>
                 <w:sz w:val="24"/>
                 <w:szCs w:val="24"/>
+                <w:lang w:val="ru"/>
               </w:rPr>
-              <w:t>Тестирование корректности авторизации</w:t>
+              <w:t>Презентация дизайна и сбор отзывов</w:t>
             </w:r>
           </w:p>
         </w:tc>
@@ -9529,7 +9780,6 @@
                 <w:right w:val="nil"/>
                 <w:between w:val="nil"/>
               </w:pBdr>
-              <w:spacing w:line="360" w:lineRule="auto"/>
               <w:ind w:firstLine="720"/>
               <w:rPr>
                 <w:rFonts w:ascii="Times New Roman" w:eastAsia="Times New Roman" w:hAnsi="Times New Roman" w:cs="Times New Roman"/>
@@ -9602,7 +9852,6 @@
                 <w:right w:val="nil"/>
                 <w:between w:val="nil"/>
               </w:pBdr>
-              <w:spacing w:line="360" w:lineRule="auto"/>
               <w:rPr>
                 <w:rFonts w:ascii="Times New Roman" w:eastAsia="Times New Roman" w:hAnsi="Times New Roman" w:cs="Times New Roman"/>
                 <w:sz w:val="24"/>
@@ -9614,14 +9863,15 @@
                 <w:rFonts w:ascii="Times New Roman" w:eastAsia="Times New Roman" w:hAnsi="Times New Roman" w:cs="Times New Roman"/>
                 <w:sz w:val="24"/>
                 <w:szCs w:val="24"/>
+                <w:lang w:val="ru"/>
               </w:rPr>
-              <w:t>Разработка модуля планирования нагрузки</w:t>
+              <w:t>Реализация модуля авторизации и навигации</w:t>
             </w:r>
           </w:p>
         </w:tc>
         <w:tc>
           <w:tcPr>
-            <w:tcW w:w="2270" w:type="dxa"/>
+            <w:tcW w:w="2409" w:type="dxa"/>
             <w:tcBorders>
               <w:top w:val="single" w:sz="4" w:space="0" w:color="auto"/>
               <w:left w:val="single" w:sz="4" w:space="0" w:color="auto"/>
@@ -9639,7 +9889,6 @@
                 <w:right w:val="nil"/>
                 <w:between w:val="nil"/>
               </w:pBdr>
-              <w:spacing w:line="360" w:lineRule="auto"/>
               <w:rPr>
                 <w:rFonts w:ascii="Times New Roman" w:eastAsia="Times New Roman" w:hAnsi="Times New Roman" w:cs="Times New Roman"/>
                 <w:sz w:val="24"/>
@@ -9651,14 +9900,15 @@
                 <w:rFonts w:ascii="Times New Roman" w:eastAsia="Times New Roman" w:hAnsi="Times New Roman" w:cs="Times New Roman"/>
                 <w:sz w:val="24"/>
                 <w:szCs w:val="24"/>
+                <w:lang w:val="ru"/>
               </w:rPr>
-              <w:t>Создание функционала распределения часов между преподавателями и дисциплинами с учётом ставок и квалификации.</w:t>
+              <w:t>Разработка страницы входа, бокового меню, выпадающего списка выбора SQL-сервера, общей структуры Blazor-приложения.</w:t>
             </w:r>
           </w:p>
         </w:tc>
         <w:tc>
           <w:tcPr>
-            <w:tcW w:w="1134" w:type="dxa"/>
+            <w:tcW w:w="1125" w:type="dxa"/>
             <w:tcBorders>
               <w:top w:val="single" w:sz="4" w:space="0" w:color="auto"/>
               <w:left w:val="single" w:sz="4" w:space="0" w:color="auto"/>
@@ -9676,7 +9926,6 @@
                 <w:right w:val="nil"/>
                 <w:between w:val="nil"/>
               </w:pBdr>
-              <w:spacing w:line="360" w:lineRule="auto"/>
               <w:rPr>
                 <w:rFonts w:ascii="Times New Roman" w:eastAsia="Times New Roman" w:hAnsi="Times New Roman" w:cs="Times New Roman"/>
                 <w:sz w:val="24"/>
@@ -9689,13 +9938,37 @@
                 <w:sz w:val="24"/>
                 <w:szCs w:val="24"/>
               </w:rPr>
-              <w:t>22.02.26</w:t>
+              <w:t>01</w:t>
+            </w:r>
+            <w:r>
+              <w:rPr>
+                <w:rFonts w:ascii="Times New Roman" w:eastAsia="Times New Roman" w:hAnsi="Times New Roman" w:cs="Times New Roman"/>
+                <w:sz w:val="24"/>
+                <w:szCs w:val="24"/>
+              </w:rPr>
+              <w:t>.0</w:t>
+            </w:r>
+            <w:r>
+              <w:rPr>
+                <w:rFonts w:ascii="Times New Roman" w:eastAsia="Times New Roman" w:hAnsi="Times New Roman" w:cs="Times New Roman"/>
+                <w:sz w:val="24"/>
+                <w:szCs w:val="24"/>
+              </w:rPr>
+              <w:t>3</w:t>
+            </w:r>
+            <w:r>
+              <w:rPr>
+                <w:rFonts w:ascii="Times New Roman" w:eastAsia="Times New Roman" w:hAnsi="Times New Roman" w:cs="Times New Roman"/>
+                <w:sz w:val="24"/>
+                <w:szCs w:val="24"/>
+              </w:rPr>
+              <w:t>.26</w:t>
             </w:r>
           </w:p>
         </w:tc>
         <w:tc>
           <w:tcPr>
-            <w:tcW w:w="1134" w:type="dxa"/>
+            <w:tcW w:w="1059" w:type="dxa"/>
             <w:tcBorders>
               <w:top w:val="single" w:sz="4" w:space="0" w:color="auto"/>
               <w:left w:val="single" w:sz="4" w:space="0" w:color="auto"/>
@@ -9713,7 +9986,6 @@
                 <w:right w:val="nil"/>
                 <w:between w:val="nil"/>
               </w:pBdr>
-              <w:spacing w:line="360" w:lineRule="auto"/>
               <w:rPr>
                 <w:rFonts w:ascii="Times New Roman" w:eastAsia="Times New Roman" w:hAnsi="Times New Roman" w:cs="Times New Roman"/>
                 <w:sz w:val="24"/>
@@ -9732,7 +10004,7 @@
         </w:tc>
         <w:tc>
           <w:tcPr>
-            <w:tcW w:w="1418" w:type="dxa"/>
+            <w:tcW w:w="1502" w:type="dxa"/>
             <w:tcBorders>
               <w:top w:val="single" w:sz="4" w:space="0" w:color="auto"/>
               <w:left w:val="single" w:sz="4" w:space="0" w:color="auto"/>
@@ -9750,7 +10022,6 @@
                 <w:right w:val="nil"/>
                 <w:between w:val="nil"/>
               </w:pBdr>
-              <w:spacing w:line="360" w:lineRule="auto"/>
               <w:rPr>
                 <w:rFonts w:ascii="Times New Roman" w:eastAsia="Times New Roman" w:hAnsi="Times New Roman" w:cs="Times New Roman"/>
                 <w:sz w:val="24"/>
@@ -9762,14 +10033,15 @@
                 <w:rFonts w:ascii="Times New Roman" w:eastAsia="Times New Roman" w:hAnsi="Times New Roman" w:cs="Times New Roman"/>
                 <w:sz w:val="24"/>
                 <w:szCs w:val="24"/>
+                <w:lang w:val="ru"/>
               </w:rPr>
-              <w:t>Рабочий модуль планирования нагрузки</w:t>
+              <w:t>Рабочий UI-фреймворк с авторизацией и навигацией</w:t>
             </w:r>
           </w:p>
         </w:tc>
         <w:tc>
           <w:tcPr>
-            <w:tcW w:w="1415" w:type="dxa"/>
+            <w:tcW w:w="1276" w:type="dxa"/>
             <w:tcBorders>
               <w:top w:val="single" w:sz="4" w:space="0" w:color="auto"/>
               <w:left w:val="single" w:sz="4" w:space="0" w:color="auto"/>
@@ -9787,7 +10059,6 @@
                 <w:right w:val="nil"/>
                 <w:between w:val="nil"/>
               </w:pBdr>
-              <w:spacing w:line="360" w:lineRule="auto"/>
               <w:rPr>
                 <w:rFonts w:ascii="Times New Roman" w:eastAsia="Times New Roman" w:hAnsi="Times New Roman" w:cs="Times New Roman"/>
                 <w:sz w:val="24"/>
@@ -9799,8 +10070,9 @@
                 <w:rFonts w:ascii="Times New Roman" w:eastAsia="Times New Roman" w:hAnsi="Times New Roman" w:cs="Times New Roman"/>
                 <w:sz w:val="24"/>
                 <w:szCs w:val="24"/>
+                <w:lang w:val="ru"/>
               </w:rPr>
-              <w:t>Демонстрация распределения часов</w:t>
+              <w:t>Тестирование корректности переходов и отображения элементов</w:t>
             </w:r>
           </w:p>
         </w:tc>
@@ -9826,7 +10098,6 @@
                 <w:right w:val="nil"/>
                 <w:between w:val="nil"/>
               </w:pBdr>
-              <w:spacing w:line="360" w:lineRule="auto"/>
               <w:ind w:firstLine="720"/>
               <w:rPr>
                 <w:rFonts w:ascii="Times New Roman" w:eastAsia="Times New Roman" w:hAnsi="Times New Roman" w:cs="Times New Roman"/>
@@ -9899,7 +10170,6 @@
                 <w:right w:val="nil"/>
                 <w:between w:val="nil"/>
               </w:pBdr>
-              <w:spacing w:line="360" w:lineRule="auto"/>
               <w:rPr>
                 <w:rFonts w:ascii="Times New Roman" w:eastAsia="Times New Roman" w:hAnsi="Times New Roman" w:cs="Times New Roman"/>
                 <w:sz w:val="24"/>
@@ -9918,7 +10188,7 @@
         </w:tc>
         <w:tc>
           <w:tcPr>
-            <w:tcW w:w="2270" w:type="dxa"/>
+            <w:tcW w:w="2409" w:type="dxa"/>
             <w:tcBorders>
               <w:top w:val="single" w:sz="4" w:space="0" w:color="auto"/>
               <w:left w:val="single" w:sz="4" w:space="0" w:color="auto"/>
@@ -9936,7 +10206,6 @@
                 <w:right w:val="nil"/>
                 <w:between w:val="nil"/>
               </w:pBdr>
-              <w:spacing w:line="360" w:lineRule="auto"/>
               <w:rPr>
                 <w:rFonts w:ascii="Times New Roman" w:eastAsia="Times New Roman" w:hAnsi="Times New Roman" w:cs="Times New Roman"/>
                 <w:sz w:val="24"/>
@@ -9955,7 +10224,7 @@
         </w:tc>
         <w:tc>
           <w:tcPr>
-            <w:tcW w:w="1134" w:type="dxa"/>
+            <w:tcW w:w="1125" w:type="dxa"/>
             <w:tcBorders>
               <w:top w:val="single" w:sz="4" w:space="0" w:color="auto"/>
               <w:left w:val="single" w:sz="4" w:space="0" w:color="auto"/>
@@ -9973,7 +10242,6 @@
                 <w:right w:val="nil"/>
                 <w:between w:val="nil"/>
               </w:pBdr>
-              <w:spacing w:line="360" w:lineRule="auto"/>
               <w:rPr>
                 <w:rFonts w:ascii="Times New Roman" w:eastAsia="Times New Roman" w:hAnsi="Times New Roman" w:cs="Times New Roman"/>
                 <w:sz w:val="24"/>
@@ -9992,7 +10260,7 @@
         </w:tc>
         <w:tc>
           <w:tcPr>
-            <w:tcW w:w="1134" w:type="dxa"/>
+            <w:tcW w:w="1059" w:type="dxa"/>
             <w:tcBorders>
               <w:top w:val="single" w:sz="4" w:space="0" w:color="auto"/>
               <w:left w:val="single" w:sz="4" w:space="0" w:color="auto"/>
@@ -10010,7 +10278,6 @@
                 <w:right w:val="nil"/>
                 <w:between w:val="nil"/>
               </w:pBdr>
-              <w:spacing w:line="360" w:lineRule="auto"/>
               <w:rPr>
                 <w:rFonts w:ascii="Times New Roman" w:eastAsia="Times New Roman" w:hAnsi="Times New Roman" w:cs="Times New Roman"/>
                 <w:sz w:val="24"/>
@@ -10029,7 +10296,7 @@
         </w:tc>
         <w:tc>
           <w:tcPr>
-            <w:tcW w:w="1418" w:type="dxa"/>
+            <w:tcW w:w="1502" w:type="dxa"/>
             <w:tcBorders>
               <w:top w:val="single" w:sz="4" w:space="0" w:color="auto"/>
               <w:left w:val="single" w:sz="4" w:space="0" w:color="auto"/>
@@ -10047,7 +10314,6 @@
                 <w:right w:val="nil"/>
                 <w:between w:val="nil"/>
               </w:pBdr>
-              <w:spacing w:line="360" w:lineRule="auto"/>
               <w:rPr>
                 <w:rFonts w:ascii="Times New Roman" w:eastAsia="Times New Roman" w:hAnsi="Times New Roman" w:cs="Times New Roman"/>
                 <w:sz w:val="24"/>
@@ -10066,7 +10332,7 @@
         </w:tc>
         <w:tc>
           <w:tcPr>
-            <w:tcW w:w="1415" w:type="dxa"/>
+            <w:tcW w:w="1276" w:type="dxa"/>
             <w:tcBorders>
               <w:top w:val="single" w:sz="4" w:space="0" w:color="auto"/>
               <w:left w:val="single" w:sz="4" w:space="0" w:color="auto"/>
@@ -10084,7 +10350,6 @@
                 <w:right w:val="nil"/>
                 <w:between w:val="nil"/>
               </w:pBdr>
-              <w:spacing w:line="360" w:lineRule="auto"/>
               <w:rPr>
                 <w:rFonts w:ascii="Times New Roman" w:eastAsia="Times New Roman" w:hAnsi="Times New Roman" w:cs="Times New Roman"/>
                 <w:sz w:val="24"/>
@@ -10123,7 +10388,6 @@
                 <w:right w:val="nil"/>
                 <w:between w:val="nil"/>
               </w:pBdr>
-              <w:spacing w:line="360" w:lineRule="auto"/>
               <w:ind w:firstLine="720"/>
               <w:rPr>
                 <w:rFonts w:ascii="Times New Roman" w:eastAsia="Times New Roman" w:hAnsi="Times New Roman" w:cs="Times New Roman"/>
@@ -10137,7 +10401,6 @@
                 <w:sz w:val="24"/>
                 <w:szCs w:val="24"/>
               </w:rPr>
-              <w:lastRenderedPageBreak/>
               <w:t>7</w:t>
             </w:r>
           </w:p>
@@ -10188,7 +10451,6 @@
                 <w:right w:val="nil"/>
                 <w:between w:val="nil"/>
               </w:pBdr>
-              <w:spacing w:line="360" w:lineRule="auto"/>
               <w:rPr>
                 <w:rFonts w:ascii="Times New Roman" w:eastAsia="Times New Roman" w:hAnsi="Times New Roman" w:cs="Times New Roman"/>
                 <w:sz w:val="24"/>
@@ -10200,14 +10462,35 @@
                 <w:rFonts w:ascii="Times New Roman" w:eastAsia="Times New Roman" w:hAnsi="Times New Roman" w:cs="Times New Roman"/>
                 <w:sz w:val="24"/>
                 <w:szCs w:val="24"/>
+                <w:lang w:val="ru"/>
               </w:rPr>
-              <w:t>Разработка модуля аналитики</w:t>
+              <w:t>Разработка серверной части (</w:t>
+            </w:r>
+            <w:proofErr w:type="spellStart"/>
+            <w:r>
+              <w:rPr>
+                <w:rFonts w:ascii="Times New Roman" w:eastAsia="Times New Roman" w:hAnsi="Times New Roman" w:cs="Times New Roman"/>
+                <w:sz w:val="24"/>
+                <w:szCs w:val="24"/>
+                <w:lang w:val="ru"/>
+              </w:rPr>
+              <w:t>Backend</w:t>
+            </w:r>
+            <w:proofErr w:type="spellEnd"/>
+            <w:r>
+              <w:rPr>
+                <w:rFonts w:ascii="Times New Roman" w:eastAsia="Times New Roman" w:hAnsi="Times New Roman" w:cs="Times New Roman"/>
+                <w:sz w:val="24"/>
+                <w:szCs w:val="24"/>
+                <w:lang w:val="ru"/>
+              </w:rPr>
+              <w:t>)</w:t>
             </w:r>
           </w:p>
         </w:tc>
         <w:tc>
           <w:tcPr>
-            <w:tcW w:w="2270" w:type="dxa"/>
+            <w:tcW w:w="2409" w:type="dxa"/>
             <w:tcBorders>
               <w:top w:val="single" w:sz="4" w:space="0" w:color="auto"/>
               <w:left w:val="single" w:sz="4" w:space="0" w:color="auto"/>
@@ -10225,7 +10508,6 @@
                 <w:right w:val="nil"/>
                 <w:between w:val="nil"/>
               </w:pBdr>
-              <w:spacing w:line="360" w:lineRule="auto"/>
               <w:rPr>
                 <w:rFonts w:ascii="Times New Roman" w:eastAsia="Times New Roman" w:hAnsi="Times New Roman" w:cs="Times New Roman"/>
                 <w:sz w:val="24"/>
@@ -10237,14 +10519,15 @@
                 <w:rFonts w:ascii="Times New Roman" w:eastAsia="Times New Roman" w:hAnsi="Times New Roman" w:cs="Times New Roman"/>
                 <w:sz w:val="24"/>
                 <w:szCs w:val="24"/>
+                <w:lang w:val="ru"/>
               </w:rPr>
-              <w:t>Реализация визуализации данных по нагрузке за разные учебные годы (графики, диаграммы, статистика).</w:t>
+              <w:t>Реализация ASP.NET Core API для приёма запросов от фронтенда, маршрутизации команд к агенту, обработки результатов операций.</w:t>
             </w:r>
           </w:p>
         </w:tc>
         <w:tc>
           <w:tcPr>
-            <w:tcW w:w="1134" w:type="dxa"/>
+            <w:tcW w:w="1125" w:type="dxa"/>
             <w:tcBorders>
               <w:top w:val="single" w:sz="4" w:space="0" w:color="auto"/>
               <w:left w:val="single" w:sz="4" w:space="0" w:color="auto"/>
@@ -10262,7 +10545,6 @@
                 <w:right w:val="nil"/>
                 <w:between w:val="nil"/>
               </w:pBdr>
-              <w:spacing w:line="360" w:lineRule="auto"/>
               <w:rPr>
                 <w:rFonts w:ascii="Times New Roman" w:eastAsia="Times New Roman" w:hAnsi="Times New Roman" w:cs="Times New Roman"/>
                 <w:sz w:val="24"/>
@@ -10275,13 +10557,21 @@
                 <w:sz w:val="24"/>
                 <w:szCs w:val="24"/>
               </w:rPr>
-              <w:t>18.03.26</w:t>
+              <w:t>17</w:t>
+            </w:r>
+            <w:r>
+              <w:rPr>
+                <w:rFonts w:ascii="Times New Roman" w:eastAsia="Times New Roman" w:hAnsi="Times New Roman" w:cs="Times New Roman"/>
+                <w:sz w:val="24"/>
+                <w:szCs w:val="24"/>
+              </w:rPr>
+              <w:t>.03.26</w:t>
             </w:r>
           </w:p>
         </w:tc>
         <w:tc>
           <w:tcPr>
-            <w:tcW w:w="1134" w:type="dxa"/>
+            <w:tcW w:w="1059" w:type="dxa"/>
             <w:tcBorders>
               <w:top w:val="single" w:sz="4" w:space="0" w:color="auto"/>
               <w:left w:val="single" w:sz="4" w:space="0" w:color="auto"/>
@@ -10299,7 +10589,6 @@
                 <w:right w:val="nil"/>
                 <w:between w:val="nil"/>
               </w:pBdr>
-              <w:spacing w:line="360" w:lineRule="auto"/>
               <w:rPr>
                 <w:rFonts w:ascii="Times New Roman" w:eastAsia="Times New Roman" w:hAnsi="Times New Roman" w:cs="Times New Roman"/>
                 <w:sz w:val="24"/>
@@ -10318,7 +10607,7 @@
         </w:tc>
         <w:tc>
           <w:tcPr>
-            <w:tcW w:w="1418" w:type="dxa"/>
+            <w:tcW w:w="1502" w:type="dxa"/>
             <w:tcBorders>
               <w:top w:val="single" w:sz="4" w:space="0" w:color="auto"/>
               <w:left w:val="single" w:sz="4" w:space="0" w:color="auto"/>
@@ -10336,7 +10625,6 @@
                 <w:right w:val="nil"/>
                 <w:between w:val="nil"/>
               </w:pBdr>
-              <w:spacing w:line="360" w:lineRule="auto"/>
               <w:rPr>
                 <w:rFonts w:ascii="Times New Roman" w:eastAsia="Times New Roman" w:hAnsi="Times New Roman" w:cs="Times New Roman"/>
                 <w:sz w:val="24"/>
@@ -10348,14 +10636,35 @@
                 <w:rFonts w:ascii="Times New Roman" w:eastAsia="Times New Roman" w:hAnsi="Times New Roman" w:cs="Times New Roman"/>
                 <w:sz w:val="24"/>
                 <w:szCs w:val="24"/>
+                <w:lang w:val="ru"/>
               </w:rPr>
-              <w:t>Модуль аналитики и отчёт по его тестированию</w:t>
+              <w:t xml:space="preserve">Рабочий </w:t>
+            </w:r>
+            <w:proofErr w:type="spellStart"/>
+            <w:r>
+              <w:rPr>
+                <w:rFonts w:ascii="Times New Roman" w:eastAsia="Times New Roman" w:hAnsi="Times New Roman" w:cs="Times New Roman"/>
+                <w:sz w:val="24"/>
+                <w:szCs w:val="24"/>
+                <w:lang w:val="ru"/>
+              </w:rPr>
+              <w:t>Backend</w:t>
+            </w:r>
+            <w:proofErr w:type="spellEnd"/>
+            <w:r>
+              <w:rPr>
+                <w:rFonts w:ascii="Times New Roman" w:eastAsia="Times New Roman" w:hAnsi="Times New Roman" w:cs="Times New Roman"/>
+                <w:sz w:val="24"/>
+                <w:szCs w:val="24"/>
+                <w:lang w:val="ru"/>
+              </w:rPr>
+              <w:t xml:space="preserve"> с контроллерами для всех операций</w:t>
             </w:r>
           </w:p>
         </w:tc>
         <w:tc>
           <w:tcPr>
-            <w:tcW w:w="1415" w:type="dxa"/>
+            <w:tcW w:w="1276" w:type="dxa"/>
             <w:tcBorders>
               <w:top w:val="single" w:sz="4" w:space="0" w:color="auto"/>
               <w:left w:val="single" w:sz="4" w:space="0" w:color="auto"/>
@@ -10373,7 +10682,6 @@
                 <w:right w:val="nil"/>
                 <w:between w:val="nil"/>
               </w:pBdr>
-              <w:spacing w:line="360" w:lineRule="auto"/>
               <w:rPr>
                 <w:rFonts w:ascii="Times New Roman" w:eastAsia="Times New Roman" w:hAnsi="Times New Roman" w:cs="Times New Roman"/>
                 <w:sz w:val="24"/>
@@ -10412,7 +10720,6 @@
                 <w:right w:val="nil"/>
                 <w:between w:val="nil"/>
               </w:pBdr>
-              <w:spacing w:line="360" w:lineRule="auto"/>
               <w:ind w:firstLine="720"/>
               <w:rPr>
                 <w:rFonts w:ascii="Times New Roman" w:eastAsia="Times New Roman" w:hAnsi="Times New Roman" w:cs="Times New Roman"/>
@@ -10494,7 +10801,6 @@
                 <w:right w:val="nil"/>
                 <w:between w:val="nil"/>
               </w:pBdr>
-              <w:spacing w:line="360" w:lineRule="auto"/>
               <w:rPr>
                 <w:rFonts w:ascii="Times New Roman" w:eastAsia="Times New Roman" w:hAnsi="Times New Roman" w:cs="Times New Roman"/>
                 <w:sz w:val="24"/>
@@ -10506,14 +10812,15 @@
                 <w:rFonts w:ascii="Times New Roman" w:eastAsia="Times New Roman" w:hAnsi="Times New Roman" w:cs="Times New Roman"/>
                 <w:sz w:val="24"/>
                 <w:szCs w:val="24"/>
+                <w:lang w:val="ru"/>
               </w:rPr>
-              <w:t>Интеграция с внутренними системами вуза</w:t>
+              <w:t>Интеграция компонентов и реализация мониторинга</w:t>
             </w:r>
           </w:p>
         </w:tc>
         <w:tc>
           <w:tcPr>
-            <w:tcW w:w="2270" w:type="dxa"/>
+            <w:tcW w:w="2409" w:type="dxa"/>
             <w:tcBorders>
               <w:top w:val="single" w:sz="4" w:space="0" w:color="auto"/>
               <w:left w:val="single" w:sz="4" w:space="0" w:color="auto"/>
@@ -10531,7 +10838,6 @@
                 <w:right w:val="nil"/>
                 <w:between w:val="nil"/>
               </w:pBdr>
-              <w:spacing w:line="360" w:lineRule="auto"/>
               <w:rPr>
                 <w:rFonts w:ascii="Times New Roman" w:eastAsia="Times New Roman" w:hAnsi="Times New Roman" w:cs="Times New Roman"/>
                 <w:sz w:val="24"/>
@@ -10543,14 +10849,35 @@
                 <w:rFonts w:ascii="Times New Roman" w:eastAsia="Times New Roman" w:hAnsi="Times New Roman" w:cs="Times New Roman"/>
                 <w:sz w:val="24"/>
                 <w:szCs w:val="24"/>
+                <w:lang w:val="ru"/>
               </w:rPr>
-              <w:t>Настройка обмена данными с базой кадров, расписанием и другими сервисами при необходимости.</w:t>
+              <w:t xml:space="preserve">Объединение Web-клиента, </w:t>
+            </w:r>
+            <w:proofErr w:type="spellStart"/>
+            <w:r>
+              <w:rPr>
+                <w:rFonts w:ascii="Times New Roman" w:eastAsia="Times New Roman" w:hAnsi="Times New Roman" w:cs="Times New Roman"/>
+                <w:sz w:val="24"/>
+                <w:szCs w:val="24"/>
+                <w:lang w:val="ru"/>
+              </w:rPr>
+              <w:t>Backend</w:t>
+            </w:r>
+            <w:proofErr w:type="spellEnd"/>
+            <w:r>
+              <w:rPr>
+                <w:rFonts w:ascii="Times New Roman" w:eastAsia="Times New Roman" w:hAnsi="Times New Roman" w:cs="Times New Roman"/>
+                <w:sz w:val="24"/>
+                <w:szCs w:val="24"/>
+                <w:lang w:val="ru"/>
+              </w:rPr>
+              <w:t xml:space="preserve"> и Агента; реализация страницы «Мониторинг» с отображением списков образов и клонов.</w:t>
             </w:r>
           </w:p>
         </w:tc>
         <w:tc>
           <w:tcPr>
-            <w:tcW w:w="1134" w:type="dxa"/>
+            <w:tcW w:w="1125" w:type="dxa"/>
             <w:tcBorders>
               <w:top w:val="single" w:sz="4" w:space="0" w:color="auto"/>
               <w:left w:val="single" w:sz="4" w:space="0" w:color="auto"/>
@@ -10568,7 +10895,6 @@
                 <w:right w:val="nil"/>
                 <w:between w:val="nil"/>
               </w:pBdr>
-              <w:spacing w:line="360" w:lineRule="auto"/>
               <w:rPr>
                 <w:rFonts w:ascii="Times New Roman" w:eastAsia="Times New Roman" w:hAnsi="Times New Roman" w:cs="Times New Roman"/>
                 <w:sz w:val="24"/>
@@ -10587,7 +10913,7 @@
         </w:tc>
         <w:tc>
           <w:tcPr>
-            <w:tcW w:w="1134" w:type="dxa"/>
+            <w:tcW w:w="1059" w:type="dxa"/>
             <w:tcBorders>
               <w:top w:val="single" w:sz="4" w:space="0" w:color="auto"/>
               <w:left w:val="single" w:sz="4" w:space="0" w:color="auto"/>
@@ -10605,7 +10931,6 @@
                 <w:right w:val="nil"/>
                 <w:between w:val="nil"/>
               </w:pBdr>
-              <w:spacing w:line="360" w:lineRule="auto"/>
               <w:rPr>
                 <w:rFonts w:ascii="Times New Roman" w:eastAsia="Times New Roman" w:hAnsi="Times New Roman" w:cs="Times New Roman"/>
                 <w:sz w:val="24"/>
@@ -10624,7 +10949,7 @@
         </w:tc>
         <w:tc>
           <w:tcPr>
-            <w:tcW w:w="1418" w:type="dxa"/>
+            <w:tcW w:w="1502" w:type="dxa"/>
             <w:tcBorders>
               <w:top w:val="single" w:sz="4" w:space="0" w:color="auto"/>
               <w:left w:val="single" w:sz="4" w:space="0" w:color="auto"/>
@@ -10642,7 +10967,6 @@
                 <w:right w:val="nil"/>
                 <w:between w:val="nil"/>
               </w:pBdr>
-              <w:spacing w:line="360" w:lineRule="auto"/>
               <w:rPr>
                 <w:rFonts w:ascii="Times New Roman" w:eastAsia="Times New Roman" w:hAnsi="Times New Roman" w:cs="Times New Roman"/>
                 <w:sz w:val="24"/>
@@ -10654,14 +10978,15 @@
                 <w:rFonts w:ascii="Times New Roman" w:eastAsia="Times New Roman" w:hAnsi="Times New Roman" w:cs="Times New Roman"/>
                 <w:sz w:val="24"/>
                 <w:szCs w:val="24"/>
+                <w:lang w:val="ru"/>
               </w:rPr>
-              <w:t>Рабочие интеграционные API и отчёт об обмене данными</w:t>
+              <w:t>Полностью интегрированное приложение с рабочим мониторингом</w:t>
             </w:r>
           </w:p>
         </w:tc>
         <w:tc>
           <w:tcPr>
-            <w:tcW w:w="1415" w:type="dxa"/>
+            <w:tcW w:w="1276" w:type="dxa"/>
             <w:tcBorders>
               <w:top w:val="single" w:sz="4" w:space="0" w:color="auto"/>
               <w:left w:val="single" w:sz="4" w:space="0" w:color="auto"/>
@@ -10679,7 +11004,6 @@
                 <w:right w:val="nil"/>
                 <w:between w:val="nil"/>
               </w:pBdr>
-              <w:spacing w:line="360" w:lineRule="auto"/>
               <w:rPr>
                 <w:rFonts w:ascii="Times New Roman" w:eastAsia="Times New Roman" w:hAnsi="Times New Roman" w:cs="Times New Roman"/>
                 <w:sz w:val="24"/>
@@ -10691,8 +11015,54 @@
                 <w:rFonts w:ascii="Times New Roman" w:eastAsia="Times New Roman" w:hAnsi="Times New Roman" w:cs="Times New Roman"/>
                 <w:sz w:val="24"/>
                 <w:szCs w:val="24"/>
+                <w:lang w:val="ru"/>
               </w:rPr>
-              <w:t>Тестирование корректности интеграции</w:t>
+              <w:t xml:space="preserve">Демонстрация сквозного сценария: </w:t>
+            </w:r>
+            <w:proofErr w:type="gramStart"/>
+            <w:r>
+              <w:rPr>
+                <w:rFonts w:ascii="Times New Roman" w:eastAsia="Times New Roman" w:hAnsi="Times New Roman" w:cs="Times New Roman"/>
+                <w:sz w:val="24"/>
+                <w:szCs w:val="24"/>
+                <w:lang w:val="ru"/>
+              </w:rPr>
+              <w:t>создание</w:t>
+            </w:r>
+            <w:r>
+              <w:rPr>
+                <w:rFonts w:ascii="Times New Roman" w:eastAsia="Times New Roman" w:hAnsi="Times New Roman" w:cs="Times New Roman"/>
+                <w:sz w:val="24"/>
+                <w:szCs w:val="24"/>
+              </w:rPr>
+              <w:t>.</w:t>
+            </w:r>
+            <w:r>
+              <w:rPr>
+                <w:rFonts w:ascii="Times New Roman" w:eastAsia="Times New Roman" w:hAnsi="Times New Roman" w:cs="Times New Roman"/>
+                <w:sz w:val="24"/>
+                <w:szCs w:val="24"/>
+                <w:lang w:val="ru"/>
+              </w:rPr>
+              <w:t>мониторинг</w:t>
+            </w:r>
+            <w:proofErr w:type="gramEnd"/>
+            <w:r>
+              <w:rPr>
+                <w:rFonts w:ascii="Times New Roman" w:eastAsia="Times New Roman" w:hAnsi="Times New Roman" w:cs="Times New Roman"/>
+                <w:sz w:val="24"/>
+                <w:szCs w:val="24"/>
+              </w:rPr>
+              <w:t xml:space="preserve">, </w:t>
+            </w:r>
+            <w:r>
+              <w:rPr>
+                <w:rFonts w:ascii="Times New Roman" w:eastAsia="Times New Roman" w:hAnsi="Times New Roman" w:cs="Times New Roman"/>
+                <w:sz w:val="24"/>
+                <w:szCs w:val="24"/>
+                <w:lang w:val="ru"/>
+              </w:rPr>
+              <w:t>удаление</w:t>
             </w:r>
           </w:p>
         </w:tc>
@@ -10718,7 +11088,6 @@
                 <w:right w:val="nil"/>
                 <w:between w:val="nil"/>
               </w:pBdr>
-              <w:spacing w:line="360" w:lineRule="auto"/>
               <w:ind w:firstLine="720"/>
               <w:rPr>
                 <w:rFonts w:ascii="Times New Roman" w:eastAsia="Times New Roman" w:hAnsi="Times New Roman" w:cs="Times New Roman"/>
@@ -10732,6 +11101,7 @@
                 <w:sz w:val="24"/>
                 <w:szCs w:val="24"/>
               </w:rPr>
+              <w:lastRenderedPageBreak/>
               <w:t>9</w:t>
             </w:r>
           </w:p>
@@ -10800,7 +11170,6 @@
                 <w:right w:val="nil"/>
                 <w:between w:val="nil"/>
               </w:pBdr>
-              <w:spacing w:line="360" w:lineRule="auto"/>
               <w:rPr>
                 <w:rFonts w:ascii="Times New Roman" w:eastAsia="Times New Roman" w:hAnsi="Times New Roman" w:cs="Times New Roman"/>
                 <w:sz w:val="24"/>
@@ -10819,7 +11188,7 @@
         </w:tc>
         <w:tc>
           <w:tcPr>
-            <w:tcW w:w="2270" w:type="dxa"/>
+            <w:tcW w:w="2409" w:type="dxa"/>
             <w:tcBorders>
               <w:top w:val="single" w:sz="4" w:space="0" w:color="auto"/>
               <w:left w:val="single" w:sz="4" w:space="0" w:color="auto"/>
@@ -10837,7 +11206,6 @@
                 <w:right w:val="nil"/>
                 <w:between w:val="nil"/>
               </w:pBdr>
-              <w:spacing w:line="360" w:lineRule="auto"/>
               <w:rPr>
                 <w:rFonts w:ascii="Times New Roman" w:eastAsia="Times New Roman" w:hAnsi="Times New Roman" w:cs="Times New Roman"/>
                 <w:sz w:val="24"/>
@@ -10849,14 +11217,15 @@
                 <w:rFonts w:ascii="Times New Roman" w:eastAsia="Times New Roman" w:hAnsi="Times New Roman" w:cs="Times New Roman"/>
                 <w:sz w:val="24"/>
                 <w:szCs w:val="24"/>
+                <w:lang w:val="ru"/>
               </w:rPr>
-              <w:t>Проведение функционального, модульного и нагрузочного тестирования, исправление ошибок.</w:t>
+              <w:t>Проведение функционального тестирования всех сценариев (создание/удаление образов и клонов, проверка ошибок, валидация путей и имён), исправление дефектов.</w:t>
             </w:r>
           </w:p>
         </w:tc>
         <w:tc>
           <w:tcPr>
-            <w:tcW w:w="1134" w:type="dxa"/>
+            <w:tcW w:w="1125" w:type="dxa"/>
             <w:tcBorders>
               <w:top w:val="single" w:sz="4" w:space="0" w:color="auto"/>
               <w:left w:val="single" w:sz="4" w:space="0" w:color="auto"/>
@@ -10874,7 +11243,6 @@
                 <w:right w:val="nil"/>
                 <w:between w:val="nil"/>
               </w:pBdr>
-              <w:spacing w:line="360" w:lineRule="auto"/>
               <w:rPr>
                 <w:rFonts w:ascii="Times New Roman" w:eastAsia="Times New Roman" w:hAnsi="Times New Roman" w:cs="Times New Roman"/>
                 <w:sz w:val="24"/>
@@ -10893,7 +11261,7 @@
         </w:tc>
         <w:tc>
           <w:tcPr>
-            <w:tcW w:w="1134" w:type="dxa"/>
+            <w:tcW w:w="1059" w:type="dxa"/>
             <w:tcBorders>
               <w:top w:val="single" w:sz="4" w:space="0" w:color="auto"/>
               <w:left w:val="single" w:sz="4" w:space="0" w:color="auto"/>
@@ -10911,7 +11279,6 @@
                 <w:right w:val="nil"/>
                 <w:between w:val="nil"/>
               </w:pBdr>
-              <w:spacing w:line="360" w:lineRule="auto"/>
               <w:rPr>
                 <w:rFonts w:ascii="Times New Roman" w:eastAsia="Times New Roman" w:hAnsi="Times New Roman" w:cs="Times New Roman"/>
                 <w:sz w:val="24"/>
@@ -10930,7 +11297,7 @@
         </w:tc>
         <w:tc>
           <w:tcPr>
-            <w:tcW w:w="1418" w:type="dxa"/>
+            <w:tcW w:w="1502" w:type="dxa"/>
             <w:tcBorders>
               <w:top w:val="single" w:sz="4" w:space="0" w:color="auto"/>
               <w:left w:val="single" w:sz="4" w:space="0" w:color="auto"/>
@@ -10948,7 +11315,6 @@
                 <w:right w:val="nil"/>
                 <w:between w:val="nil"/>
               </w:pBdr>
-              <w:spacing w:line="360" w:lineRule="auto"/>
               <w:rPr>
                 <w:rFonts w:ascii="Times New Roman" w:eastAsia="Times New Roman" w:hAnsi="Times New Roman" w:cs="Times New Roman"/>
                 <w:sz w:val="24"/>
@@ -10967,7 +11333,7 @@
         </w:tc>
         <w:tc>
           <w:tcPr>
-            <w:tcW w:w="1415" w:type="dxa"/>
+            <w:tcW w:w="1276" w:type="dxa"/>
             <w:tcBorders>
               <w:top w:val="single" w:sz="4" w:space="0" w:color="auto"/>
               <w:left w:val="single" w:sz="4" w:space="0" w:color="auto"/>
@@ -10985,7 +11351,6 @@
                 <w:right w:val="nil"/>
                 <w:between w:val="nil"/>
               </w:pBdr>
-              <w:spacing w:line="360" w:lineRule="auto"/>
               <w:rPr>
                 <w:rFonts w:ascii="Times New Roman" w:eastAsia="Times New Roman" w:hAnsi="Times New Roman" w:cs="Times New Roman"/>
                 <w:sz w:val="24"/>
@@ -10997,8 +11362,9 @@
                 <w:rFonts w:ascii="Times New Roman" w:eastAsia="Times New Roman" w:hAnsi="Times New Roman" w:cs="Times New Roman"/>
                 <w:sz w:val="24"/>
                 <w:szCs w:val="24"/>
+                <w:lang w:val="ru"/>
               </w:rPr>
-              <w:t>Подтверждение готовности к внедрению</w:t>
+              <w:t>Подтверждение готовности к развёртыванию</w:t>
             </w:r>
           </w:p>
         </w:tc>
@@ -11024,7 +11390,6 @@
                 <w:right w:val="nil"/>
                 <w:between w:val="nil"/>
               </w:pBdr>
-              <w:spacing w:line="360" w:lineRule="auto"/>
               <w:ind w:firstLine="720"/>
               <w:rPr>
                 <w:rFonts w:ascii="Times New Roman" w:eastAsia="Times New Roman" w:hAnsi="Times New Roman" w:cs="Times New Roman"/>
@@ -11078,7 +11443,6 @@
                 <w:right w:val="nil"/>
                 <w:between w:val="nil"/>
               </w:pBdr>
-              <w:spacing w:line="360" w:lineRule="auto"/>
               <w:rPr>
                 <w:rFonts w:ascii="Times New Roman" w:eastAsia="Times New Roman" w:hAnsi="Times New Roman" w:cs="Times New Roman"/>
                 <w:sz w:val="24"/>
@@ -11097,7 +11461,7 @@
         </w:tc>
         <w:tc>
           <w:tcPr>
-            <w:tcW w:w="2693" w:type="dxa"/>
+            <w:tcW w:w="2409" w:type="dxa"/>
             <w:tcBorders>
               <w:top w:val="single" w:sz="4" w:space="0" w:color="auto"/>
               <w:left w:val="single" w:sz="4" w:space="0" w:color="auto"/>
@@ -11115,7 +11479,6 @@
                 <w:right w:val="nil"/>
                 <w:between w:val="nil"/>
               </w:pBdr>
-              <w:spacing w:line="360" w:lineRule="auto"/>
               <w:rPr>
                 <w:rFonts w:ascii="Times New Roman" w:eastAsia="Times New Roman" w:hAnsi="Times New Roman" w:cs="Times New Roman"/>
                 <w:sz w:val="24"/>
@@ -11127,14 +11490,35 @@
                 <w:rFonts w:ascii="Times New Roman" w:eastAsia="Times New Roman" w:hAnsi="Times New Roman" w:cs="Times New Roman"/>
                 <w:sz w:val="24"/>
                 <w:szCs w:val="24"/>
+                <w:lang w:val="ru"/>
               </w:rPr>
-              <w:t>Настройка сервера, деплой приложения, обучение пользователей и подготовка к защите ВКР.</w:t>
+              <w:t xml:space="preserve">Настройка сервера (установка .NET 6 Hosting Bundle, IIS), деплой Web-клиента и </w:t>
+            </w:r>
+            <w:proofErr w:type="spellStart"/>
+            <w:r>
+              <w:rPr>
+                <w:rFonts w:ascii="Times New Roman" w:eastAsia="Times New Roman" w:hAnsi="Times New Roman" w:cs="Times New Roman"/>
+                <w:sz w:val="24"/>
+                <w:szCs w:val="24"/>
+                <w:lang w:val="ru"/>
+              </w:rPr>
+              <w:t>Backend</w:t>
+            </w:r>
+            <w:proofErr w:type="spellEnd"/>
+            <w:r>
+              <w:rPr>
+                <w:rFonts w:ascii="Times New Roman" w:eastAsia="Times New Roman" w:hAnsi="Times New Roman" w:cs="Times New Roman"/>
+                <w:sz w:val="24"/>
+                <w:szCs w:val="24"/>
+                <w:lang w:val="ru"/>
+              </w:rPr>
+              <w:t>, установка агентов на тестовые SQL-серверы, подготовка документации и демонстрационного стенда.</w:t>
             </w:r>
           </w:p>
         </w:tc>
         <w:tc>
           <w:tcPr>
-            <w:tcW w:w="1134" w:type="dxa"/>
+            <w:tcW w:w="1125" w:type="dxa"/>
             <w:tcBorders>
               <w:top w:val="single" w:sz="4" w:space="0" w:color="auto"/>
               <w:left w:val="single" w:sz="4" w:space="0" w:color="auto"/>
@@ -11152,7 +11536,6 @@
                 <w:right w:val="nil"/>
                 <w:between w:val="nil"/>
               </w:pBdr>
-              <w:spacing w:line="360" w:lineRule="auto"/>
               <w:rPr>
                 <w:rFonts w:ascii="Times New Roman" w:eastAsia="Times New Roman" w:hAnsi="Times New Roman" w:cs="Times New Roman"/>
                 <w:sz w:val="24"/>
@@ -11171,7 +11554,7 @@
         </w:tc>
         <w:tc>
           <w:tcPr>
-            <w:tcW w:w="1134" w:type="dxa"/>
+            <w:tcW w:w="1059" w:type="dxa"/>
             <w:tcBorders>
               <w:top w:val="single" w:sz="4" w:space="0" w:color="auto"/>
               <w:left w:val="single" w:sz="4" w:space="0" w:color="auto"/>
@@ -11189,7 +11572,6 @@
                 <w:right w:val="nil"/>
                 <w:between w:val="nil"/>
               </w:pBdr>
-              <w:spacing w:line="360" w:lineRule="auto"/>
               <w:rPr>
                 <w:rFonts w:ascii="Times New Roman" w:eastAsia="Times New Roman" w:hAnsi="Times New Roman" w:cs="Times New Roman"/>
                 <w:sz w:val="24"/>
@@ -11208,7 +11590,7 @@
         </w:tc>
         <w:tc>
           <w:tcPr>
-            <w:tcW w:w="1418" w:type="dxa"/>
+            <w:tcW w:w="1502" w:type="dxa"/>
             <w:tcBorders>
               <w:top w:val="single" w:sz="4" w:space="0" w:color="auto"/>
               <w:left w:val="single" w:sz="4" w:space="0" w:color="auto"/>
@@ -11226,7 +11608,6 @@
                 <w:right w:val="nil"/>
                 <w:between w:val="nil"/>
               </w:pBdr>
-              <w:spacing w:line="360" w:lineRule="auto"/>
               <w:rPr>
                 <w:rFonts w:ascii="Times New Roman" w:eastAsia="Times New Roman" w:hAnsi="Times New Roman" w:cs="Times New Roman"/>
                 <w:sz w:val="24"/>
@@ -11245,7 +11626,7 @@
         </w:tc>
         <w:tc>
           <w:tcPr>
-            <w:tcW w:w="1415" w:type="dxa"/>
+            <w:tcW w:w="1276" w:type="dxa"/>
             <w:tcBorders>
               <w:top w:val="single" w:sz="4" w:space="0" w:color="auto"/>
               <w:left w:val="single" w:sz="4" w:space="0" w:color="auto"/>
@@ -11263,7 +11644,6 @@
                 <w:right w:val="nil"/>
                 <w:between w:val="nil"/>
               </w:pBdr>
-              <w:spacing w:line="360" w:lineRule="auto"/>
               <w:rPr>
                 <w:rFonts w:ascii="Times New Roman" w:eastAsia="Times New Roman" w:hAnsi="Times New Roman" w:cs="Times New Roman"/>
                 <w:sz w:val="24"/>
